--- a/tools/candidates/s1-oplata-za-raboty/01-karta-situacii-i-granic.docx
+++ b/tools/candidates/s1-oplata-za-raboty/01-karta-situacii-i-granic.docx
@@ -15,7 +15,7 @@
         <w:rPr>
           <w:i/>
         </w:rPr>
-        <w:t>Файл 01. Определяет, подходит ли ваша ситуация для системы, с какого шага начинать и где система останавливается.</w:t>
+        <w:t>Файл 01. Выбор исходной ситуации, стартовый шаг и путь по ней, границы системы.</w:t>
       </w:r>
     </w:p>
     <w:p>
@@ -50,7 +50,7 @@
         <w:pStyle w:val="ListNumber"/>
       </w:pPr>
       <w:r>
-        <w:t>Ответьте на вопросы в файле 02, лист «Маршрут». Итог маршрута показывается автоматически.</w:t>
+        <w:t>Найдите в таблице 1 одну строку, которая описывает вашу ситуацию.</w:t>
       </w:r>
     </w:p>
     <w:p>
@@ -58,7 +58,7 @@
         <w:pStyle w:val="ListNumber"/>
       </w:pPr>
       <w:r>
-        <w:t>Найдите свою ситуацию в таблице 1 и начните с указанного шага.</w:t>
+        <w:t>Начните со стартового шага этой строки в файле 03 и идите по указанному пути. Шаги, которых нет в пути, не проходите.</w:t>
       </w:r>
     </w:p>
     <w:p>
@@ -66,7 +66,15 @@
         <w:pStyle w:val="ListNumber"/>
       </w:pPr>
       <w:r>
-        <w:t>Если итог называет границу B1–B4 — действуйте по строке этой границы в таблице 2. Бесспорную часть долга, не затронутую границей, можно вести по системе дальше.</w:t>
+        <w:t>Если есть признаки границы B1–B4 — действуйте по строке этой границы в таблице 2. Бесспорную часть долга, не затронутую границей, можно вести по системе дальше.</w:t>
+      </w:r>
+    </w:p>
+    <w:p>
+      <w:pPr>
+        <w:pStyle w:val="ListNumber"/>
+      </w:pPr>
+      <w:r>
+        <w:t>Сомневаетесь в выборе — по желанию пройдите детальную проверку в файле 02, лист «Маршрут». Для выбора ситуации она не обязательна.</w:t>
       </w:r>
     </w:p>
     <w:p>
@@ -74,7 +82,7 @@
         <w:pStyle w:val="Heading1"/>
       </w:pPr>
       <w:r>
-        <w:t>Таблица 1. Исходная ситуация → маршрут</w:t>
+        <w:t>Таблица 1. Исходная ситуация → стартовый шаг → путь</w:t>
       </w:r>
     </w:p>
     <w:tbl>
@@ -102,7 +110,7 @@
               <w:rPr>
                 <w:b/>
               </w:rPr>
-              <w:t>№</w:t>
+              <w:t>Ситуация</w:t>
             </w:r>
           </w:p>
         </w:tc>
@@ -116,7 +124,7 @@
               <w:rPr>
                 <w:b/>
               </w:rPr>
-              <w:t>Исходная ситуация</w:t>
+              <w:t>Как узнать</w:t>
             </w:r>
           </w:p>
         </w:tc>
@@ -130,7 +138,7 @@
               <w:rPr>
                 <w:b/>
               </w:rPr>
-              <w:t>Что подтверждает документами</w:t>
+              <w:t>Стартовый шаг</w:t>
             </w:r>
           </w:p>
         </w:tc>
@@ -144,7 +152,7 @@
               <w:rPr>
                 <w:b/>
               </w:rPr>
-              <w:t>Маршрут</w:t>
+              <w:t>Путь (шаги)</w:t>
             </w:r>
           </w:p>
         </w:tc>
@@ -158,7 +166,7 @@
               <w:rPr>
                 <w:b/>
               </w:rPr>
-              <w:t>Файлы</w:t>
+              <w:t>Следующий шаг после стартового</w:t>
             </w:r>
           </w:p>
         </w:tc>
@@ -170,7 +178,7 @@
           </w:tcPr>
           <w:p>
             <w:r>
-              <w:t>1</w:t>
+              <w:t>А. Оплата просрочена, долг подтверждён</w:t>
             </w:r>
           </w:p>
         </w:tc>
@@ -180,7 +188,7 @@
           </w:tcPr>
           <w:p>
             <w:r>
-              <w:t>Работы приняты, акт подписан обеими сторонами, срок оплаты истёк, сумма сверена</w:t>
+              <w:t>Работы приняты, КС-2/КС-3 (или акт по договору) подписаны обеими сторонами, задолженность подтверждена актом сверки или реестром взаиморасчётов, срок оплаты истёк.</w:t>
             </w:r>
           </w:p>
         </w:tc>
@@ -190,7 +198,7 @@
           </w:tcPr>
           <w:p>
             <w:r>
-              <w:t>Подписанные КС-2/КС-3 или акт; акт сверки или реестр взаиморасчётов; платёжки</w:t>
+              <w:t>Шаг 6</w:t>
             </w:r>
           </w:p>
         </w:tc>
@@ -200,7 +208,7 @@
           </w:tcPr>
           <w:p>
             <w:r>
-              <w:t>Основной маршрут: шаги 0–1 для проверки, затем 6–12</w:t>
+              <w:t>6 → 7 → 8 → 9 → 10 → 11 → 12</w:t>
             </w:r>
           </w:p>
         </w:tc>
@@ -210,7 +218,7 @@
           </w:tcPr>
           <w:p>
             <w:r>
-              <w:t>02 → 08 → 11</w:t>
+              <w:t>шаг 7</w:t>
             </w:r>
           </w:p>
         </w:tc>
@@ -222,7 +230,7 @@
           </w:tcPr>
           <w:p>
             <w:r>
-              <w:t>2</w:t>
+              <w:t>Б. Оплата просрочена, взаиморасчёты не сверены</w:t>
             </w:r>
           </w:p>
         </w:tc>
@@ -232,7 +240,7 @@
           </w:tcPr>
           <w:p>
             <w:r>
-              <w:t>Работы приняты, но сумма долга не сверена: были авансы, частичные оплаты</w:t>
+              <w:t>Работы приняты, акты подписаны обеими сторонами, срок оплаты истёк, но сумма долга не сверена: были авансы, частичные оплаты, акта сверки нет.</w:t>
             </w:r>
           </w:p>
         </w:tc>
@@ -242,7 +250,7 @@
           </w:tcPr>
           <w:p>
             <w:r>
-              <w:t>Подписанные акты есть, акта сверки нет</w:t>
+              <w:t>Шаг 6</w:t>
             </w:r>
           </w:p>
         </w:tc>
@@ -252,7 +260,7 @@
           </w:tcPr>
           <w:p>
             <w:r>
-              <w:t>Шаг 6: сначала реестр взаиморасчётов</w:t>
+              <w:t>6 → 7 → 8 → 9 → 10 → 11 → 12</w:t>
             </w:r>
           </w:p>
         </w:tc>
@@ -262,7 +270,7 @@
           </w:tcPr>
           <w:p>
             <w:r>
-              <w:t>08, лист «Взаиморасчёты»</w:t>
+              <w:t>шаг 7</w:t>
             </w:r>
           </w:p>
         </w:tc>
@@ -274,7 +282,7 @@
           </w:tcPr>
           <w:p>
             <w:r>
-              <w:t>3</w:t>
+              <w:t>В. Оплата просрочена, заказчик прислал гарантийное письмо</w:t>
             </w:r>
           </w:p>
         </w:tc>
@@ -284,7 +292,7 @@
           </w:tcPr>
           <w:p>
             <w:r>
-              <w:t>Работы выполнены, закрывающие документы ещё не оформлены или не переданы</w:t>
+              <w:t>Работы приняты, долг подтверждён, срок оплаты истёк; заказчик письмом назвал новую дату оплаты, двустороннего соглашения нет.</w:t>
             </w:r>
           </w:p>
         </w:tc>
@@ -294,7 +302,7 @@
           </w:tcPr>
           <w:p>
             <w:r>
-              <w:t>Нет подписанного акта; нет доказательства передачи</w:t>
+              <w:t>Шаг 6</w:t>
             </w:r>
           </w:p>
         </w:tc>
@@ -304,7 +312,7 @@
           </w:tcPr>
           <w:p>
             <w:r>
-              <w:t>Шаги 2–5, затем 6</w:t>
+              <w:t>6 → 7 → 8 → 9 → 10 → 11 → 12</w:t>
             </w:r>
           </w:p>
         </w:tc>
@@ -314,7 +322,7 @@
           </w:tcPr>
           <w:p>
             <w:r>
-              <w:t>04–07, 09, 10</w:t>
+              <w:t>шаг 7</w:t>
             </w:r>
           </w:p>
         </w:tc>
@@ -326,7 +334,7 @@
           </w:tcPr>
           <w:p>
             <w:r>
-              <w:t>4</w:t>
+              <w:t>Г. Документы не оформлены или не переданы</w:t>
             </w:r>
           </w:p>
         </w:tc>
@@ -336,7 +344,7 @@
           </w:tcPr>
           <w:p>
             <w:r>
-              <w:t>Документы переданы, пришли устранимые или документальные замечания</w:t>
+              <w:t>Работы выполнены, но акта, подписанного обеими сторонами, нет, либо нет доказательства, что документы переданы заказчику.</w:t>
             </w:r>
           </w:p>
         </w:tc>
@@ -346,7 +354,49 @@
           </w:tcPr>
           <w:p>
             <w:r>
-              <w:t>Письмо с замечаниями, возврат комплекта</w:t>
+              <w:t>Шаг 2</w:t>
+            </w:r>
+          </w:p>
+        </w:tc>
+        <w:tc>
+          <w:tcPr>
+            <w:tcW w:type="dxa" w:w="1728"/>
+          </w:tcPr>
+          <w:p>
+            <w:r>
+              <w:t>2 → 3 → 4 → 5 → 6 → 7 → 8 → 9 → 10 → 11 → 12</w:t>
+            </w:r>
+          </w:p>
+        </w:tc>
+        <w:tc>
+          <w:tcPr>
+            <w:tcW w:type="dxa" w:w="1728"/>
+          </w:tcPr>
+          <w:p>
+            <w:r>
+              <w:t>шаг 3</w:t>
+            </w:r>
+          </w:p>
+        </w:tc>
+      </w:tr>
+      <w:tr>
+        <w:tc>
+          <w:tcPr>
+            <w:tcW w:type="dxa" w:w="1728"/>
+          </w:tcPr>
+          <w:p>
+            <w:r>
+              <w:t>Д. Документы переданы, есть устранимые замечания</w:t>
+            </w:r>
+          </w:p>
+        </w:tc>
+        <w:tc>
+          <w:tcPr>
+            <w:tcW w:type="dxa" w:w="1728"/>
+          </w:tcPr>
+          <w:p>
+            <w:r>
+              <w:t>Документы переданы с доказательством, заказчик вернул их с устранимыми или документальными замечаниями.</w:t>
             </w:r>
           </w:p>
         </w:tc>
@@ -366,7 +416,17 @@
           </w:tcPr>
           <w:p>
             <w:r>
-              <w:t>10, раздел Б; 08, «Реестр замечаний»</w:t>
+              <w:t>5 → 6 → 7 → 8 → 9 → 10 → 11 → 12</w:t>
+            </w:r>
+          </w:p>
+        </w:tc>
+        <w:tc>
+          <w:tcPr>
+            <w:tcW w:type="dxa" w:w="1728"/>
+          </w:tcPr>
+          <w:p>
+            <w:r>
+              <w:t>шаг 6</w:t>
             </w:r>
           </w:p>
         </w:tc>
@@ -378,7 +438,7 @@
           </w:tcPr>
           <w:p>
             <w:r>
-              <w:t>5</w:t>
+              <w:t>Е. Документы переданы, заказчик не подписывает и не отвечает</w:t>
             </w:r>
           </w:p>
         </w:tc>
@@ -388,7 +448,7 @@
           </w:tcPr>
           <w:p>
             <w:r>
-              <w:t>Документы переданы, заказчик не подписывает и не отвечает</w:t>
+              <w:t>Доказательство передачи есть, подписи и ответа заказчика нет, мотивированного отказа нет.</w:t>
             </w:r>
           </w:p>
         </w:tc>
@@ -398,7 +458,7 @@
           </w:tcPr>
           <w:p>
             <w:r>
-              <w:t>Доказательство передачи есть, подписи нет</w:t>
+              <w:t>Шаг 4</w:t>
             </w:r>
           </w:p>
         </w:tc>
@@ -408,7 +468,7 @@
           </w:tcPr>
           <w:p>
             <w:r>
-              <w:t>Шаг 4: зафиксировать получение и срок приёмки по договору; при отказе — граница B4</w:t>
+              <w:t>4 → 5 → 6 → 7 → 8 → 9 → 10 → 11 → 12</w:t>
             </w:r>
           </w:p>
         </w:tc>
@@ -418,169 +478,22 @@
           </w:tcPr>
           <w:p>
             <w:r>
-              <w:t>10; 08, «Реестр передачи»</w:t>
-            </w:r>
-          </w:p>
-        </w:tc>
-      </w:tr>
-      <w:tr>
-        <w:tc>
-          <w:tcPr>
-            <w:tcW w:type="dxa" w:w="1728"/>
-          </w:tcPr>
-          <w:p>
-            <w:r>
-              <w:t>6</w:t>
-            </w:r>
-          </w:p>
-        </w:tc>
-        <w:tc>
-          <w:tcPr>
-            <w:tcW w:type="dxa" w:w="1728"/>
-          </w:tcPr>
-          <w:p>
-            <w:r>
-              <w:t>Срок оплаты перенесён двусторонним соглашением</w:t>
-            </w:r>
-          </w:p>
-        </w:tc>
-        <w:tc>
-          <w:tcPr>
-            <w:tcW w:type="dxa" w:w="1728"/>
-          </w:tcPr>
-          <w:p>
-            <w:r>
-              <w:t>Подписанное обеими сторонами соглашение</w:t>
-            </w:r>
-          </w:p>
-        </w:tc>
-        <w:tc>
-          <w:tcPr>
-            <w:tcW w:type="dxa" w:w="1728"/>
-          </w:tcPr>
-          <w:p>
-            <w:r>
-              <w:t>Новая дата вносится в файл 02; маршрут с шага 6 после её истечения</w:t>
-            </w:r>
-          </w:p>
-        </w:tc>
-        <w:tc>
-          <w:tcPr>
-            <w:tcW w:type="dxa" w:w="1728"/>
-          </w:tcPr>
-          <w:p>
-            <w:r>
-              <w:t>11, раздел Б; 02</w:t>
-            </w:r>
-          </w:p>
-        </w:tc>
-      </w:tr>
-      <w:tr>
-        <w:tc>
-          <w:tcPr>
-            <w:tcW w:type="dxa" w:w="1728"/>
-          </w:tcPr>
-          <w:p>
-            <w:r>
-              <w:t>7</w:t>
-            </w:r>
-          </w:p>
-        </w:tc>
-        <w:tc>
-          <w:tcPr>
-            <w:tcW w:type="dxa" w:w="1728"/>
-          </w:tcPr>
-          <w:p>
-            <w:r>
-              <w:t>Заказчик прислал гарантийное письмо с новой датой оплаты</w:t>
-            </w:r>
-          </w:p>
-        </w:tc>
-        <w:tc>
-          <w:tcPr>
-            <w:tcW w:type="dxa" w:w="1728"/>
-          </w:tcPr>
-          <w:p>
-            <w:r>
-              <w:t>Одностороннее письмо заказчика</w:t>
-            </w:r>
-          </w:p>
-        </w:tc>
-        <w:tc>
-          <w:tcPr>
-            <w:tcW w:type="dxa" w:w="1728"/>
-          </w:tcPr>
-          <w:p>
-            <w:r>
-              <w:t>Шаг 7: письмо не переносит договорный срок; предложить соглашение</w:t>
-            </w:r>
-          </w:p>
-        </w:tc>
-        <w:tc>
-          <w:tcPr>
-            <w:tcW w:type="dxa" w:w="1728"/>
-          </w:tcPr>
-          <w:p>
-            <w:r>
-              <w:t>11, раздел В</w:t>
-            </w:r>
-          </w:p>
-        </w:tc>
-      </w:tr>
-      <w:tr>
-        <w:tc>
-          <w:tcPr>
-            <w:tcW w:type="dxa" w:w="1728"/>
-          </w:tcPr>
-          <w:p>
-            <w:r>
-              <w:t>8</w:t>
-            </w:r>
-          </w:p>
-        </w:tc>
-        <w:tc>
-          <w:tcPr>
-            <w:tcW w:type="dxa" w:w="1728"/>
-          </w:tcPr>
-          <w:p>
-            <w:r>
-              <w:t>Срок оплаты ещё не наступил или договор его не определяет</w:t>
-            </w:r>
-          </w:p>
-        </w:tc>
-        <w:tc>
-          <w:tcPr>
-            <w:tcW w:type="dxa" w:w="1728"/>
-          </w:tcPr>
-          <w:p>
-            <w:r>
-              <w:t>Нет даты или она в будущем</w:t>
-            </w:r>
-          </w:p>
-        </w:tc>
-        <w:tc>
-          <w:tcPr>
-            <w:tcW w:type="dxa" w:w="1728"/>
-          </w:tcPr>
-          <w:p>
-            <w:r>
-              <w:t>РАНО: вести шаги 2–5; если срок не определён — к специалисту</w:t>
-            </w:r>
-          </w:p>
-        </w:tc>
-        <w:tc>
-          <w:tcPr>
-            <w:tcW w:type="dxa" w:w="1728"/>
-          </w:tcPr>
-          <w:p>
-            <w:r>
-              <w:t>02; 04–10</w:t>
+              <w:t>шаг 5</w:t>
             </w:r>
           </w:p>
         </w:tc>
       </w:tr>
     </w:tbl>
     <w:p/>
+    <w:p>
+      <w:r>
+        <w:rPr>
+          <w:b w:val="0"/>
+          <w:i/>
+        </w:rPr>
+        <w:t>Срок оплаты ещё не истёк или договор его не определяет: маршрут начните на следующий день после срока; документы до этого можно готовить по ситуации «Г». Если договор срок оплаты не определяет — дату начала просрочки определите со специалистом.</w:t>
+      </w:r>
+    </w:p>
     <w:p>
       <w:pPr>
         <w:pStyle w:val="Heading1"/>
@@ -812,7 +725,7 @@
           </w:tcPr>
           <w:p>
             <w:r>
-              <w:t>Заказчик направил мотивированный отказ от приёмки; акт подписан только подрядчиком; объём или качество требуют экспертизы; оспаривается подпись или полномочия подписанта.</w:t>
+              <w:t>Заказчик направил мотивированный отказ от приёмки; акт подписан только субподрядчиком; объём или качество требуют экспертизы; оспаривается подпись или полномочия подписанта.</w:t>
             </w:r>
           </w:p>
         </w:tc>
@@ -1023,7 +936,7 @@
           </w:tcPr>
           <w:p>
             <w:r>
-              <w:t>Маршрутизация по исходной ситуации и границы системы</w:t>
+              <w:t>Выбор исходной ситуации, маршрут по ней и границы системы</w:t>
             </w:r>
           </w:p>
         </w:tc>
@@ -1045,7 +958,7 @@
           </w:tcPr>
           <w:p>
             <w:r>
-              <w:t>Первичная проверка, карта рисков, контроль ответа заказчика</w:t>
+              <w:t>Детальная проверка по желанию, карта рисков, дата просрочки, контроль ответа заказчика</w:t>
             </w:r>
           </w:p>
         </w:tc>

--- a/tools/candidates/s1-oplata-za-raboty/01-karta-situacii-i-granic.docx
+++ b/tools/candidates/s1-oplata-za-raboty/01-karta-situacii-i-granic.docx
@@ -26,7 +26,7 @@
         <w:t xml:space="preserve">Важно, прочитайте до использования. </w:t>
       </w:r>
       <w:r>
-        <w:t>Это рабочий шаблон, а не юридическая консультация и не гарантия взыскания. Система рассчитана на одну ситуацию: работы приняты, задолженность и взаиморасчёты подтверждены документами, срок оплаты истёк. Приоритет всегда у условий вашего договора. Если заказчик удерживает оплату, заявляет зачёт, неустойку, недостатки или встречное требование, оспаривает подпись или объёмы, направил мотивированный отказ, работы сданы односторонним актом или есть признаки банкротства — это границы системы: откройте файл 01 и действуйте по строке своей границы. Ставок, сроков и размеров пошлин числом в тексте нет намеренно: они меняются, а файл сам не обновляется — берите их из названного источника на дату документа.</w:t>
+        <w:t>Это рабочий шаблон, а не юридическая консультация и не гарантия взыскания. Маршрут задолженности (шаги 6–12) рассчитан на одну ситуацию: работы приняты, задолженность и взаиморасчёты подтверждены документами, срок оплаты истёк; пока это не так, система ведёт к оформлению и сдаче работ. Приоритет всегда у условий вашего договора. Если заказчик удерживает оплату, заявляет зачёт, неустойку, недостатки или встречное требование, оспаривает подпись или объёмы, направил мотивированный отказ, работы сданы односторонним актом или есть признаки банкротства — это границы системы: откройте файл 01 и действуйте по строке своей границы. Ставок, сроков и размеров пошлин числом в тексте нет намеренно: они меняются, а файл сам не обновляется — берите их из названного источника на дату документа.</w:t>
       </w:r>
     </w:p>
     <w:p>
@@ -59,6 +59,14 @@
       </w:pPr>
       <w:r>
         <w:t>Начните со стартового шага этой строки в файле 03 и идите по указанному пути. Шаги, которых нет в пути, не проходите.</w:t>
+      </w:r>
+    </w:p>
+    <w:p>
+      <w:pPr>
+        <w:pStyle w:val="ListNumber"/>
+      </w:pPr>
+      <w:r>
+        <w:t>К задолженности (шаги 6–12) переходите только через проверку G (таблица 1а): работы приняты, замечаний нет, срок оплаты истёк. Пока это не так, задолженность не фиксируйте.</w:t>
       </w:r>
     </w:p>
     <w:p>
@@ -166,7 +174,7 @@
               <w:rPr>
                 <w:b/>
               </w:rPr>
-              <w:t>Следующий шаг после стартового</w:t>
+              <w:t>После пути</w:t>
             </w:r>
           </w:p>
         </w:tc>
@@ -198,7 +206,7 @@
           </w:tcPr>
           <w:p>
             <w:r>
-              <w:t>Шаг 6</w:t>
+              <w:t>Проверка G, затем шаг 6</w:t>
             </w:r>
           </w:p>
         </w:tc>
@@ -208,7 +216,7 @@
           </w:tcPr>
           <w:p>
             <w:r>
-              <w:t>6 → 7 → 8 → 9 → 10 → 11 → 12</w:t>
+              <w:t>G → 6 → 7 → 8 → 9 → 10 → 11 → 12</w:t>
             </w:r>
           </w:p>
         </w:tc>
@@ -218,7 +226,7 @@
           </w:tcPr>
           <w:p>
             <w:r>
-              <w:t>шаг 7</w:t>
+              <w:t>условия G выполнены — дальше по пути; не выполнены — строка проверки G</w:t>
             </w:r>
           </w:p>
         </w:tc>
@@ -250,7 +258,7 @@
           </w:tcPr>
           <w:p>
             <w:r>
-              <w:t>Шаг 6</w:t>
+              <w:t>Проверка G, затем шаг 6</w:t>
             </w:r>
           </w:p>
         </w:tc>
@@ -260,7 +268,7 @@
           </w:tcPr>
           <w:p>
             <w:r>
-              <w:t>6 → 7 → 8 → 9 → 10 → 11 → 12</w:t>
+              <w:t>G → 6 → 7 → 8 → 9 → 10 → 11 → 12</w:t>
             </w:r>
           </w:p>
         </w:tc>
@@ -270,7 +278,7 @@
           </w:tcPr>
           <w:p>
             <w:r>
-              <w:t>шаг 7</w:t>
+              <w:t>условия G выполнены — дальше по пути; не выполнены — строка проверки G</w:t>
             </w:r>
           </w:p>
         </w:tc>
@@ -302,7 +310,7 @@
           </w:tcPr>
           <w:p>
             <w:r>
-              <w:t>Шаг 6</w:t>
+              <w:t>Проверка G, затем шаг 6</w:t>
             </w:r>
           </w:p>
         </w:tc>
@@ -312,7 +320,7 @@
           </w:tcPr>
           <w:p>
             <w:r>
-              <w:t>6 → 7 → 8 → 9 → 10 → 11 → 12</w:t>
+              <w:t>G → 6 → 7 → 8 → 9 → 10 → 11 → 12</w:t>
             </w:r>
           </w:p>
         </w:tc>
@@ -322,7 +330,7 @@
           </w:tcPr>
           <w:p>
             <w:r>
-              <w:t>шаг 7</w:t>
+              <w:t>условия G выполнены — дальше по пути; не выполнены — строка проверки G</w:t>
             </w:r>
           </w:p>
         </w:tc>
@@ -364,7 +372,7 @@
           </w:tcPr>
           <w:p>
             <w:r>
-              <w:t>2 → 3 → 4 → 5 → 6 → 7 → 8 → 9 → 10 → 11 → 12</w:t>
+              <w:t>2 → 3 → 4 → G</w:t>
             </w:r>
           </w:p>
         </w:tc>
@@ -374,7 +382,7 @@
           </w:tcPr>
           <w:p>
             <w:r>
-              <w:t>шаг 3</w:t>
+              <w:t>проверка G: выполнена — шаг 6; не выполнена — шаг по строке проверки G, без фиксации задолженности</w:t>
             </w:r>
           </w:p>
         </w:tc>
@@ -416,7 +424,7 @@
           </w:tcPr>
           <w:p>
             <w:r>
-              <w:t>5 → 6 → 7 → 8 → 9 → 10 → 11 → 12</w:t>
+              <w:t>5 → G</w:t>
             </w:r>
           </w:p>
         </w:tc>
@@ -426,7 +434,7 @@
           </w:tcPr>
           <w:p>
             <w:r>
-              <w:t>шаг 6</w:t>
+              <w:t>проверка G: выполнена — шаг 6; не выполнена — шаг по строке проверки G, без фиксации задолженности</w:t>
             </w:r>
           </w:p>
         </w:tc>
@@ -468,7 +476,7 @@
           </w:tcPr>
           <w:p>
             <w:r>
-              <w:t>4 → 5 → 6 → 7 → 8 → 9 → 10 → 11 → 12</w:t>
+              <w:t>4 → G</w:t>
             </w:r>
           </w:p>
         </w:tc>
@@ -478,7 +486,7 @@
           </w:tcPr>
           <w:p>
             <w:r>
-              <w:t>шаг 5</w:t>
+              <w:t>проверка G: выполнена — шаг 6; не выполнена — шаг по строке проверки G, без фиксации задолженности</w:t>
             </w:r>
           </w:p>
         </w:tc>
@@ -491,9 +499,234 @@
           <w:b w:val="0"/>
           <w:i/>
         </w:rPr>
-        <w:t>Срок оплаты ещё не истёк или договор его не определяет: маршрут начните на следующий день после срока; документы до этого можно готовить по ситуации «Г». Если договор срок оплаты не определяет — дату начала просрочки определите со специалистом.</w:t>
+        <w:t>Срок оплаты ещё не истёк или договор его не определяет: маршрут задолженности (шаги 6–12) не начинайте раньше следующего дня после срока; документы до этого можно готовить и сдавать по ситуации «Г». Если договор срок оплаты не определяет — дату начала просрочки определите со специалистом.</w:t>
       </w:r>
     </w:p>
+    <w:p>
+      <w:pPr>
+        <w:pStyle w:val="Heading1"/>
+      </w:pPr>
+      <w:r>
+        <w:t>Таблица 1а. Проверка G: можно ли переходить к задолженности</w:t>
+      </w:r>
+    </w:p>
+    <w:p>
+      <w:r>
+        <w:rPr>
+          <w:b w:val="0"/>
+          <w:i w:val="0"/>
+        </w:rPr>
+        <w:t>Все условия должны быть выполнены и подтверждены документами:</w:t>
+      </w:r>
+    </w:p>
+    <w:p>
+      <w:pPr>
+        <w:pStyle w:val="ListNumber"/>
+      </w:pPr>
+      <w:r>
+        <w:t>Работы приняты заказчиком: акт (КС-2/КС-3 или акт, названный в договоре) подписан обеими сторонами либо приёмка подтверждена другим документом, который признаёт договор.</w:t>
+      </w:r>
+    </w:p>
+    <w:p>
+      <w:pPr>
+        <w:pStyle w:val="ListNumber"/>
+      </w:pPr>
+      <w:r>
+        <w:t>По этим работам нет незакрытых замечаний и нет мотивированного отказа.</w:t>
+      </w:r>
+    </w:p>
+    <w:p>
+      <w:pPr>
+        <w:pStyle w:val="ListNumber"/>
+      </w:pPr>
+      <w:r>
+        <w:t>Наступило событие, от которого договор считает срок оплаты, и срок истёк: сегодня — не раньше следующего дня после последнего дня срока.</w:t>
+      </w:r>
+    </w:p>
+    <w:p>
+      <w:r>
+        <w:rPr>
+          <w:b w:val="0"/>
+          <w:i w:val="0"/>
+        </w:rPr>
+        <w:t>Все три условия выполнены и подтверждаются документами — шаг 6 (ситуации А, Б, В).</w:t>
+      </w:r>
+    </w:p>
+    <w:tbl>
+      <w:tblPr>
+        <w:tblStyle w:val="TableGrid"/>
+        <w:tblW w:type="auto" w:w="0"/>
+        <w:jc w:val="center"/>
+        <w:tblLook w:firstColumn="1" w:firstRow="1" w:lastColumn="0" w:lastRow="0" w:noHBand="0" w:noVBand="1" w:val="04A0"/>
+      </w:tblPr>
+      <w:tblGrid>
+        <w:gridCol w:w="4320"/>
+        <w:gridCol w:w="4320"/>
+      </w:tblGrid>
+      <w:tr>
+        <w:tc>
+          <w:tcPr>
+            <w:tcW w:type="dxa" w:w="4320"/>
+          </w:tcPr>
+          <w:p>
+            <w:r/>
+            <w:r>
+              <w:rPr>
+                <w:b/>
+              </w:rPr>
+              <w:t>Условие не выполнено</w:t>
+            </w:r>
+          </w:p>
+        </w:tc>
+        <w:tc>
+          <w:tcPr>
+            <w:tcW w:type="dxa" w:w="4320"/>
+          </w:tcPr>
+          <w:p>
+            <w:r/>
+            <w:r>
+              <w:rPr>
+                <w:b/>
+              </w:rPr>
+              <w:t>Следующий шаг</w:t>
+            </w:r>
+          </w:p>
+        </w:tc>
+      </w:tr>
+      <w:tr>
+        <w:tc>
+          <w:tcPr>
+            <w:tcW w:type="dxa" w:w="4320"/>
+          </w:tcPr>
+          <w:p>
+            <w:r>
+              <w:t>Акт не оформлен</w:t>
+            </w:r>
+          </w:p>
+        </w:tc>
+        <w:tc>
+          <w:tcPr>
+            <w:tcW w:type="dxa" w:w="4320"/>
+          </w:tcPr>
+          <w:p>
+            <w:r>
+              <w:t>Шаг 2: оформите закрывающие документы (файлы 04–07), затем шаги 3–4.</w:t>
+            </w:r>
+          </w:p>
+        </w:tc>
+      </w:tr>
+      <w:tr>
+        <w:tc>
+          <w:tcPr>
+            <w:tcW w:type="dxa" w:w="4320"/>
+          </w:tcPr>
+          <w:p>
+            <w:r>
+              <w:t>Документы не переданы или передача не доказана</w:t>
+            </w:r>
+          </w:p>
+        </w:tc>
+        <w:tc>
+          <w:tcPr>
+            <w:tcW w:type="dxa" w:w="4320"/>
+          </w:tcPr>
+          <w:p>
+            <w:r>
+              <w:t>Шаг 4: передайте документы способом, который можно доказать, и внесите передачу в реестр (файлы 10, 08).</w:t>
+            </w:r>
+          </w:p>
+        </w:tc>
+      </w:tr>
+      <w:tr>
+        <w:tc>
+          <w:tcPr>
+            <w:tcW w:type="dxa" w:w="4320"/>
+          </w:tcPr>
+          <w:p>
+            <w:r>
+              <w:t>Есть незакрытые замечания</w:t>
+            </w:r>
+          </w:p>
+        </w:tc>
+        <w:tc>
+          <w:tcPr>
+            <w:tcW w:type="dxa" w:w="4320"/>
+          </w:tcPr>
+          <w:p>
+            <w:r>
+              <w:t>Шаг 5: устраните замечания, направьте уведомление об устранении и повторно предъявите работы (файл 10).</w:t>
+            </w:r>
+          </w:p>
+        </w:tc>
+      </w:tr>
+      <w:tr>
+        <w:tc>
+          <w:tcPr>
+            <w:tcW w:type="dxa" w:w="4320"/>
+          </w:tcPr>
+          <w:p>
+            <w:r>
+              <w:t>Документы переданы, заказчик не подписывает и не отвечает</w:t>
+            </w:r>
+          </w:p>
+        </w:tc>
+        <w:tc>
+          <w:tcPr>
+            <w:tcW w:type="dxa" w:w="4320"/>
+          </w:tcPr>
+          <w:p>
+            <w:r>
+              <w:t>Приёмка не подтверждена, поэтому долг не фиксируйте и претензию не готовьте. Проверьте по договору срок и порядок приёмки; направьте заказчику запрос подписать акт или прислать мотивированный отказ и повторно предъявите документы (файл 10, раздел Б); каждую отправку внесите в реестр передачи (файл 08). Если считаете работы принятыми по акту, подписанному только вами, — граница B4.</w:t>
+            </w:r>
+          </w:p>
+        </w:tc>
+      </w:tr>
+      <w:tr>
+        <w:tc>
+          <w:tcPr>
+            <w:tcW w:type="dxa" w:w="4320"/>
+          </w:tcPr>
+          <w:p>
+            <w:r>
+              <w:t>Мотивированный отказ, спор о подписи или объёмах</w:t>
+            </w:r>
+          </w:p>
+        </w:tc>
+        <w:tc>
+          <w:tcPr>
+            <w:tcW w:type="dxa" w:w="4320"/>
+          </w:tcPr>
+          <w:p>
+            <w:r>
+              <w:t>Граница B4: файл 01, таблица 2.</w:t>
+            </w:r>
+          </w:p>
+        </w:tc>
+      </w:tr>
+      <w:tr>
+        <w:tc>
+          <w:tcPr>
+            <w:tcW w:type="dxa" w:w="4320"/>
+          </w:tcPr>
+          <w:p>
+            <w:r>
+              <w:t>Срок оплаты не наступил или договор его не определяет</w:t>
+            </w:r>
+          </w:p>
+        </w:tc>
+        <w:tc>
+          <w:tcPr>
+            <w:tcW w:type="dxa" w:w="4320"/>
+          </w:tcPr>
+          <w:p>
+            <w:r>
+              <w:t>Ждите следующего дня после срока; документы можно готовить и сдавать. Если договор срок не определяет — дату начала просрочки определите со специалистом.</w:t>
+            </w:r>
+          </w:p>
+        </w:tc>
+      </w:tr>
+    </w:tbl>
+    <w:p/>
     <w:p>
       <w:pPr>
         <w:pStyle w:val="Heading1"/>
@@ -619,7 +852,7 @@
           </w:tcPr>
           <w:p>
             <w:r>
-              <w:t>Зафиксируйте в реестре передачи, какая документация требуется договором и что уже передано. Если без неё оплата по договору не наступает — сначала закройте передачу документации, затем вернитесь к шагу 6.</w:t>
+              <w:t>Зафиксируйте в реестре передачи, какая документация требуется договором и что уже передано. Если без неё оплата по договору не наступает — сначала закройте передачу документации, затем пройдите проверку G перед шагом 6.</w:t>
             </w:r>
           </w:p>
         </w:tc>

--- a/tools/candidates/s1-oplata-za-raboty/01-karta-situacii-i-granic.docx
+++ b/tools/candidates/s1-oplata-za-raboty/01-karta-situacii-i-granic.docx
@@ -15,7 +15,7 @@
         <w:rPr>
           <w:i/>
         </w:rPr>
-        <w:t>Файл 01. Выбор исходной ситуации, стартовый шаг и путь по ней, границы системы.</w:t>
+        <w:t>Файл 01. Выбор исходной ситуации, стартовый шаг и путь по ней, выход «работы не приняты», границы системы и когда передать дело юристу.</w:t>
       </w:r>
     </w:p>
     <w:p>
@@ -26,7 +26,7 @@
         <w:t xml:space="preserve">Важно, прочитайте до использования. </w:t>
       </w:r>
       <w:r>
-        <w:t>Это рабочий шаблон, а не юридическая консультация и не гарантия взыскания. Маршрут задолженности (шаги 6–12) рассчитан на одну ситуацию: работы приняты, задолженность и взаиморасчёты подтверждены документами, срок оплаты истёк; пока это не так, система ведёт к оформлению и сдаче работ. Приоритет всегда у условий вашего договора. Если заказчик удерживает оплату, заявляет зачёт, неустойку, недостатки или встречное требование, оспаривает подпись или объёмы, направил мотивированный отказ, работы сданы односторонним актом или есть признаки банкротства — это границы системы: откройте файл 01 и действуйте по строке своей границы. Ставок, сроков и размеров пошлин числом в тексте нет намеренно: они меняются, а файл сам не обновляется — берите их из названного источника на дату документа.</w:t>
+        <w:t>Это рабочий шаблон, а не юридическая консультация и не гарантия взыскания. Система рассчитана на одну ситуацию: работы приняты заказчиком, срок оплаты истёк, оплаты нет или она частичная. Если работы не приняты, система не подходит: сначала нужна приёмка работ по договору. Приоритет всегда у условий вашего договора. Если заказчик удерживает оплату, заявляет зачёт, неустойку, недостатки или встречное требование, оспаривает подпись или объёмы, направил мотивированный отказ, работы сданы односторонним актом, в долге есть допработы без соглашения или есть признаки банкротства — это границы системы: откройте файл 01 и действуйте по строке своей границы. Ставок, сроков и размеров пошлин числом в тексте нет намеренно: они меняются, а файл сам не обновляется — берите их из названного источника на дату документа.</w:t>
       </w:r>
     </w:p>
     <w:p>
@@ -58,7 +58,7 @@
         <w:pStyle w:val="ListNumber"/>
       </w:pPr>
       <w:r>
-        <w:t>Начните со стартового шага этой строки в файле 03 и идите по указанному пути. Шаги, которых нет в пути, не проходите.</w:t>
+        <w:t>Начните со стартового шага этой строки в файле 03 и идите по указанному пути.</w:t>
       </w:r>
     </w:p>
     <w:p>
@@ -74,7 +74,15 @@
         <w:pStyle w:val="ListNumber"/>
       </w:pPr>
       <w:r>
-        <w:t>Если есть признаки границы B1–B4 — действуйте по строке этой границы в таблице 2. Бесспорную часть долга, не затронутую границей, можно вести по системе дальше.</w:t>
+        <w:t>Работы не приняты — система не подходит: последняя строка таблицы 1 говорит, что сделать.</w:t>
+      </w:r>
+    </w:p>
+    <w:p>
+      <w:pPr>
+        <w:pStyle w:val="ListNumber"/>
+      </w:pPr>
+      <w:r>
+        <w:t>Если есть признаки границы B1–B5 — действуйте по строке этой границы в таблице 2. Бесспорную часть долга, не затронутую границей, можно вести по системе дальше.</w:t>
       </w:r>
     </w:p>
     <w:p>
@@ -98,19 +106,19 @@
         <w:tblStyle w:val="TableGrid"/>
         <w:tblW w:type="auto" w:w="0"/>
         <w:jc w:val="center"/>
+        <w:tblLayout w:type="fixed"/>
         <w:tblLook w:firstColumn="1" w:firstRow="1" w:lastColumn="0" w:lastRow="0" w:noHBand="0" w:noVBand="1" w:val="04A0"/>
       </w:tblPr>
       <w:tblGrid>
-        <w:gridCol w:w="1728"/>
-        <w:gridCol w:w="1728"/>
-        <w:gridCol w:w="1728"/>
-        <w:gridCol w:w="1728"/>
-        <w:gridCol w:w="1728"/>
+        <w:gridCol w:w="1928"/>
+        <w:gridCol w:w="2948"/>
+        <w:gridCol w:w="1474"/>
+        <w:gridCol w:w="2268"/>
       </w:tblGrid>
       <w:tr>
         <w:tc>
           <w:tcPr>
-            <w:tcW w:type="dxa" w:w="1728"/>
+            <w:tcW w:type="dxa" w:w="1928"/>
           </w:tcPr>
           <w:p>
             <w:r/>
@@ -124,7 +132,7 @@
         </w:tc>
         <w:tc>
           <w:tcPr>
-            <w:tcW w:type="dxa" w:w="1728"/>
+            <w:tcW w:type="dxa" w:w="2948"/>
           </w:tcPr>
           <w:p>
             <w:r/>
@@ -138,7 +146,7 @@
         </w:tc>
         <w:tc>
           <w:tcPr>
-            <w:tcW w:type="dxa" w:w="1728"/>
+            <w:tcW w:type="dxa" w:w="1474"/>
           </w:tcPr>
           <w:p>
             <w:r/>
@@ -152,7 +160,7 @@
         </w:tc>
         <w:tc>
           <w:tcPr>
-            <w:tcW w:type="dxa" w:w="1728"/>
+            <w:tcW w:type="dxa" w:w="2268"/>
           </w:tcPr>
           <w:p>
             <w:r/>
@@ -164,25 +172,11 @@
             </w:r>
           </w:p>
         </w:tc>
-        <w:tc>
-          <w:tcPr>
-            <w:tcW w:type="dxa" w:w="1728"/>
-          </w:tcPr>
-          <w:p>
-            <w:r/>
-            <w:r>
-              <w:rPr>
-                <w:b/>
-              </w:rPr>
-              <w:t>После пути</w:t>
-            </w:r>
-          </w:p>
-        </w:tc>
       </w:tr>
       <w:tr>
         <w:tc>
           <w:tcPr>
-            <w:tcW w:type="dxa" w:w="1728"/>
+            <w:tcW w:type="dxa" w:w="1928"/>
           </w:tcPr>
           <w:p>
             <w:r>
@@ -192,7 +186,7 @@
         </w:tc>
         <w:tc>
           <w:tcPr>
-            <w:tcW w:type="dxa" w:w="1728"/>
+            <w:tcW w:type="dxa" w:w="2948"/>
           </w:tcPr>
           <w:p>
             <w:r>
@@ -202,7 +196,7 @@
         </w:tc>
         <w:tc>
           <w:tcPr>
-            <w:tcW w:type="dxa" w:w="1728"/>
+            <w:tcW w:type="dxa" w:w="1474"/>
           </w:tcPr>
           <w:p>
             <w:r>
@@ -212,7 +206,7 @@
         </w:tc>
         <w:tc>
           <w:tcPr>
-            <w:tcW w:type="dxa" w:w="1728"/>
+            <w:tcW w:type="dxa" w:w="2268"/>
           </w:tcPr>
           <w:p>
             <w:r>
@@ -220,21 +214,11 @@
             </w:r>
           </w:p>
         </w:tc>
-        <w:tc>
-          <w:tcPr>
-            <w:tcW w:type="dxa" w:w="1728"/>
-          </w:tcPr>
-          <w:p>
-            <w:r>
-              <w:t>условия G выполнены — дальше по пути; не выполнены — строка проверки G</w:t>
-            </w:r>
-          </w:p>
-        </w:tc>
       </w:tr>
       <w:tr>
         <w:tc>
           <w:tcPr>
-            <w:tcW w:type="dxa" w:w="1728"/>
+            <w:tcW w:type="dxa" w:w="1928"/>
           </w:tcPr>
           <w:p>
             <w:r>
@@ -244,7 +228,7 @@
         </w:tc>
         <w:tc>
           <w:tcPr>
-            <w:tcW w:type="dxa" w:w="1728"/>
+            <w:tcW w:type="dxa" w:w="2948"/>
           </w:tcPr>
           <w:p>
             <w:r>
@@ -254,7 +238,7 @@
         </w:tc>
         <w:tc>
           <w:tcPr>
-            <w:tcW w:type="dxa" w:w="1728"/>
+            <w:tcW w:type="dxa" w:w="1474"/>
           </w:tcPr>
           <w:p>
             <w:r>
@@ -264,7 +248,7 @@
         </w:tc>
         <w:tc>
           <w:tcPr>
-            <w:tcW w:type="dxa" w:w="1728"/>
+            <w:tcW w:type="dxa" w:w="2268"/>
           </w:tcPr>
           <w:p>
             <w:r>
@@ -272,21 +256,11 @@
             </w:r>
           </w:p>
         </w:tc>
-        <w:tc>
-          <w:tcPr>
-            <w:tcW w:type="dxa" w:w="1728"/>
-          </w:tcPr>
-          <w:p>
-            <w:r>
-              <w:t>условия G выполнены — дальше по пути; не выполнены — строка проверки G</w:t>
-            </w:r>
-          </w:p>
-        </w:tc>
       </w:tr>
       <w:tr>
         <w:tc>
           <w:tcPr>
-            <w:tcW w:type="dxa" w:w="1728"/>
+            <w:tcW w:type="dxa" w:w="1928"/>
           </w:tcPr>
           <w:p>
             <w:r>
@@ -296,7 +270,7 @@
         </w:tc>
         <w:tc>
           <w:tcPr>
-            <w:tcW w:type="dxa" w:w="1728"/>
+            <w:tcW w:type="dxa" w:w="2948"/>
           </w:tcPr>
           <w:p>
             <w:r>
@@ -306,7 +280,7 @@
         </w:tc>
         <w:tc>
           <w:tcPr>
-            <w:tcW w:type="dxa" w:w="1728"/>
+            <w:tcW w:type="dxa" w:w="1474"/>
           </w:tcPr>
           <w:p>
             <w:r>
@@ -316,7 +290,7 @@
         </w:tc>
         <w:tc>
           <w:tcPr>
-            <w:tcW w:type="dxa" w:w="1728"/>
+            <w:tcW w:type="dxa" w:w="2268"/>
           </w:tcPr>
           <w:p>
             <w:r>
@@ -324,169 +298,45 @@
             </w:r>
           </w:p>
         </w:tc>
-        <w:tc>
-          <w:tcPr>
-            <w:tcW w:type="dxa" w:w="1728"/>
-          </w:tcPr>
-          <w:p>
-            <w:r>
-              <w:t>условия G выполнены — дальше по пути; не выполнены — строка проверки G</w:t>
-            </w:r>
-          </w:p>
-        </w:tc>
       </w:tr>
       <w:tr>
         <w:tc>
           <w:tcPr>
-            <w:tcW w:type="dxa" w:w="1728"/>
+            <w:tcW w:type="dxa" w:w="1928"/>
           </w:tcPr>
           <w:p>
             <w:r>
-              <w:t>Г. Документы не оформлены или не переданы</w:t>
+              <w:t>Работы не приняты — эта система не подходит</w:t>
             </w:r>
           </w:p>
         </w:tc>
         <w:tc>
           <w:tcPr>
-            <w:tcW w:type="dxa" w:w="1728"/>
+            <w:tcW w:type="dxa" w:w="2948"/>
           </w:tcPr>
           <w:p>
             <w:r>
-              <w:t>Работы выполнены, но акта, подписанного обеими сторонами, нет, либо нет доказательства, что документы переданы заказчику.</w:t>
+              <w:t>Акта, подписанного обеими сторонами, нет: документы не оформлены или не переданы, заказчик вернул их с замечаниями, не подписывает и не отвечает. Или по этим работам есть незакрытые замечания.</w:t>
             </w:r>
           </w:p>
         </w:tc>
         <w:tc>
           <w:tcPr>
-            <w:tcW w:type="dxa" w:w="1728"/>
+            <w:tcW w:type="dxa" w:w="1474"/>
           </w:tcPr>
           <w:p>
             <w:r>
-              <w:t>Шаг 2</w:t>
+              <w:t>—</w:t>
             </w:r>
           </w:p>
         </w:tc>
         <w:tc>
           <w:tcPr>
-            <w:tcW w:type="dxa" w:w="1728"/>
+            <w:tcW w:type="dxa" w:w="2268"/>
           </w:tcPr>
           <w:p>
             <w:r>
-              <w:t>2 → 3 → 4 → G</w:t>
-            </w:r>
-          </w:p>
-        </w:tc>
-        <w:tc>
-          <w:tcPr>
-            <w:tcW w:type="dxa" w:w="1728"/>
-          </w:tcPr>
-          <w:p>
-            <w:r>
-              <w:t>проверка G: выполнена — шаг 6; не выполнена — шаг по строке проверки G, без фиксации задолженности</w:t>
-            </w:r>
-          </w:p>
-        </w:tc>
-      </w:tr>
-      <w:tr>
-        <w:tc>
-          <w:tcPr>
-            <w:tcW w:type="dxa" w:w="1728"/>
-          </w:tcPr>
-          <w:p>
-            <w:r>
-              <w:t>Д. Документы переданы, есть устранимые замечания</w:t>
-            </w:r>
-          </w:p>
-        </w:tc>
-        <w:tc>
-          <w:tcPr>
-            <w:tcW w:type="dxa" w:w="1728"/>
-          </w:tcPr>
-          <w:p>
-            <w:r>
-              <w:t>Документы переданы с доказательством, заказчик вернул их с устранимыми или документальными замечаниями.</w:t>
-            </w:r>
-          </w:p>
-        </w:tc>
-        <w:tc>
-          <w:tcPr>
-            <w:tcW w:type="dxa" w:w="1728"/>
-          </w:tcPr>
-          <w:p>
-            <w:r>
-              <w:t>Шаг 5</w:t>
-            </w:r>
-          </w:p>
-        </w:tc>
-        <w:tc>
-          <w:tcPr>
-            <w:tcW w:type="dxa" w:w="1728"/>
-          </w:tcPr>
-          <w:p>
-            <w:r>
-              <w:t>5 → G</w:t>
-            </w:r>
-          </w:p>
-        </w:tc>
-        <w:tc>
-          <w:tcPr>
-            <w:tcW w:type="dxa" w:w="1728"/>
-          </w:tcPr>
-          <w:p>
-            <w:r>
-              <w:t>проверка G: выполнена — шаг 6; не выполнена — шаг по строке проверки G, без фиксации задолженности</w:t>
-            </w:r>
-          </w:p>
-        </w:tc>
-      </w:tr>
-      <w:tr>
-        <w:tc>
-          <w:tcPr>
-            <w:tcW w:type="dxa" w:w="1728"/>
-          </w:tcPr>
-          <w:p>
-            <w:r>
-              <w:t>Е. Документы переданы, заказчик не подписывает и не отвечает</w:t>
-            </w:r>
-          </w:p>
-        </w:tc>
-        <w:tc>
-          <w:tcPr>
-            <w:tcW w:type="dxa" w:w="1728"/>
-          </w:tcPr>
-          <w:p>
-            <w:r>
-              <w:t>Доказательство передачи есть, подписи и ответа заказчика нет, мотивированного отказа нет.</w:t>
-            </w:r>
-          </w:p>
-        </w:tc>
-        <w:tc>
-          <w:tcPr>
-            <w:tcW w:type="dxa" w:w="1728"/>
-          </w:tcPr>
-          <w:p>
-            <w:r>
-              <w:t>Шаг 4</w:t>
-            </w:r>
-          </w:p>
-        </w:tc>
-        <w:tc>
-          <w:tcPr>
-            <w:tcW w:type="dxa" w:w="1728"/>
-          </w:tcPr>
-          <w:p>
-            <w:r>
-              <w:t>4 → G</w:t>
-            </w:r>
-          </w:p>
-        </w:tc>
-        <w:tc>
-          <w:tcPr>
-            <w:tcW w:type="dxa" w:w="1728"/>
-          </w:tcPr>
-          <w:p>
-            <w:r>
-              <w:t>проверка G: выполнена — шаг 6; не выполнена — шаг по строке проверки G, без фиксации задолженности</w:t>
+              <w:t>Что сделать: Долг не фиксируйте и претензию не готовьте. Сначала добейтесь приёмки по договору: оформите акт, передайте его способом, который можно доказать, закройте замечания; если заказчик молчит — направьте запрос подписать акт или прислать мотивированный отказ. Когда акт подписан обеими сторонами и срок оплаты истёк, вернитесь к проверке G. Если заказчик направил мотивированный отказ или вы считаете работы принятыми по акту, подписанному только вами, — граница B4, файл 01, таблица 2.</w:t>
             </w:r>
           </w:p>
         </w:tc>
@@ -499,7 +349,7 @@
           <w:b w:val="0"/>
           <w:i/>
         </w:rPr>
-        <w:t>Срок оплаты ещё не истёк или договор его не определяет: маршрут задолженности (шаги 6–12) не начинайте раньше следующего дня после срока; документы до этого можно готовить и сдавать по ситуации «Г». Если договор срок оплаты не определяет — дату начала просрочки определите со специалистом.</w:t>
+        <w:t>Срок оплаты ещё не истёк или договор его не определяет: маршрут задолженности (шаги 6–12) не начинайте раньше следующего дня после срока. Если договор срок оплаты не определяет — дату начала просрочки определите со специалистом.</w:t>
       </w:r>
     </w:p>
     <w:p>
@@ -557,16 +407,17 @@
         <w:tblStyle w:val="TableGrid"/>
         <w:tblW w:type="auto" w:w="0"/>
         <w:jc w:val="center"/>
+        <w:tblLayout w:type="fixed"/>
         <w:tblLook w:firstColumn="1" w:firstRow="1" w:lastColumn="0" w:lastRow="0" w:noHBand="0" w:noVBand="1" w:val="04A0"/>
       </w:tblPr>
       <w:tblGrid>
-        <w:gridCol w:w="4320"/>
-        <w:gridCol w:w="4320"/>
+        <w:gridCol w:w="2948"/>
+        <w:gridCol w:w="5669"/>
       </w:tblGrid>
       <w:tr>
         <w:tc>
           <w:tcPr>
-            <w:tcW w:type="dxa" w:w="4320"/>
+            <w:tcW w:type="dxa" w:w="2948"/>
           </w:tcPr>
           <w:p>
             <w:r/>
@@ -580,7 +431,7 @@
         </w:tc>
         <w:tc>
           <w:tcPr>
-            <w:tcW w:type="dxa" w:w="4320"/>
+            <w:tcW w:type="dxa" w:w="5669"/>
           </w:tcPr>
           <w:p>
             <w:r/>
@@ -596,21 +447,21 @@
       <w:tr>
         <w:tc>
           <w:tcPr>
-            <w:tcW w:type="dxa" w:w="4320"/>
+            <w:tcW w:type="dxa" w:w="2948"/>
           </w:tcPr>
           <w:p>
             <w:r>
-              <w:t>Акт не оформлен</w:t>
+              <w:t>Работы не приняты: акт не подписан обеими сторонами, есть незакрытые замечания, заказчик не подписывает и не отвечает</w:t>
             </w:r>
           </w:p>
         </w:tc>
         <w:tc>
           <w:tcPr>
-            <w:tcW w:type="dxa" w:w="4320"/>
+            <w:tcW w:type="dxa" w:w="5669"/>
           </w:tcPr>
           <w:p>
             <w:r>
-              <w:t>Шаг 2: оформите закрывающие документы (файлы 04–07), затем шаги 3–4.</w:t>
+              <w:t>Долг не фиксируйте и претензию не готовьте. Сначала добейтесь приёмки по договору: оформите акт, передайте его способом, который можно доказать, закройте замечания; если заказчик молчит — направьте запрос подписать акт или прислать мотивированный отказ. Когда акт подписан обеими сторонами и срок оплаты истёк, вернитесь к проверке G. Если заказчик направил мотивированный отказ или вы считаете работы принятыми по акту, подписанному только вами, — граница B4, файл 01, таблица 2.</w:t>
             </w:r>
           </w:p>
         </w:tc>
@@ -618,73 +469,7 @@
       <w:tr>
         <w:tc>
           <w:tcPr>
-            <w:tcW w:type="dxa" w:w="4320"/>
-          </w:tcPr>
-          <w:p>
-            <w:r>
-              <w:t>Документы не переданы или передача не доказана</w:t>
-            </w:r>
-          </w:p>
-        </w:tc>
-        <w:tc>
-          <w:tcPr>
-            <w:tcW w:type="dxa" w:w="4320"/>
-          </w:tcPr>
-          <w:p>
-            <w:r>
-              <w:t>Шаг 4: передайте документы способом, который можно доказать, и внесите передачу в реестр (файлы 10, 08).</w:t>
-            </w:r>
-          </w:p>
-        </w:tc>
-      </w:tr>
-      <w:tr>
-        <w:tc>
-          <w:tcPr>
-            <w:tcW w:type="dxa" w:w="4320"/>
-          </w:tcPr>
-          <w:p>
-            <w:r>
-              <w:t>Есть незакрытые замечания</w:t>
-            </w:r>
-          </w:p>
-        </w:tc>
-        <w:tc>
-          <w:tcPr>
-            <w:tcW w:type="dxa" w:w="4320"/>
-          </w:tcPr>
-          <w:p>
-            <w:r>
-              <w:t>Шаг 5: устраните замечания, направьте уведомление об устранении и повторно предъявите работы (файл 10).</w:t>
-            </w:r>
-          </w:p>
-        </w:tc>
-      </w:tr>
-      <w:tr>
-        <w:tc>
-          <w:tcPr>
-            <w:tcW w:type="dxa" w:w="4320"/>
-          </w:tcPr>
-          <w:p>
-            <w:r>
-              <w:t>Документы переданы, заказчик не подписывает и не отвечает</w:t>
-            </w:r>
-          </w:p>
-        </w:tc>
-        <w:tc>
-          <w:tcPr>
-            <w:tcW w:type="dxa" w:w="4320"/>
-          </w:tcPr>
-          <w:p>
-            <w:r>
-              <w:t>Приёмка не подтверждена, поэтому долг не фиксируйте и претензию не готовьте. Проверьте по договору срок и порядок приёмки; направьте заказчику запрос подписать акт или прислать мотивированный отказ и повторно предъявите документы (файл 10, раздел Б); каждую отправку внесите в реестр передачи (файл 08). Если считаете работы принятыми по акту, подписанному только вами, — граница B4.</w:t>
-            </w:r>
-          </w:p>
-        </w:tc>
-      </w:tr>
-      <w:tr>
-        <w:tc>
-          <w:tcPr>
-            <w:tcW w:type="dxa" w:w="4320"/>
+            <w:tcW w:type="dxa" w:w="2948"/>
           </w:tcPr>
           <w:p>
             <w:r>
@@ -694,7 +479,7 @@
         </w:tc>
         <w:tc>
           <w:tcPr>
-            <w:tcW w:type="dxa" w:w="4320"/>
+            <w:tcW w:type="dxa" w:w="5669"/>
           </w:tcPr>
           <w:p>
             <w:r>
@@ -706,7 +491,7 @@
       <w:tr>
         <w:tc>
           <w:tcPr>
-            <w:tcW w:type="dxa" w:w="4320"/>
+            <w:tcW w:type="dxa" w:w="2948"/>
           </w:tcPr>
           <w:p>
             <w:r>
@@ -716,11 +501,11 @@
         </w:tc>
         <w:tc>
           <w:tcPr>
-            <w:tcW w:type="dxa" w:w="4320"/>
+            <w:tcW w:type="dxa" w:w="5669"/>
           </w:tcPr>
           <w:p>
             <w:r>
-              <w:t>Ждите следующего дня после срока; документы можно готовить и сдавать. Если договор срок не определяет — дату начала просрочки определите со специалистом.</w:t>
+              <w:t>Ждите следующего дня после срока. Если договор срок не определяет — дату начала просрочки определите со специалистом.</w:t>
             </w:r>
           </w:p>
         </w:tc>
@@ -749,24 +534,30 @@
         <w:tblStyle w:val="TableGrid"/>
         <w:tblW w:type="auto" w:w="0"/>
         <w:jc w:val="center"/>
+        <w:tblLayout w:type="fixed"/>
         <w:tblLook w:firstColumn="1" w:firstRow="1" w:lastColumn="0" w:lastRow="0" w:noHBand="0" w:noVBand="1" w:val="04A0"/>
       </w:tblPr>
       <w:tblGrid>
-        <w:gridCol w:w="2160"/>
-        <w:gridCol w:w="2160"/>
-        <w:gridCol w:w="2160"/>
-        <w:gridCol w:w="2160"/>
+        <w:gridCol w:w="1701"/>
+        <w:gridCol w:w="2268"/>
+        <w:gridCol w:w="1928"/>
+        <w:gridCol w:w="2721"/>
       </w:tblGrid>
       <w:tr>
         <w:tc>
           <w:tcPr>
-            <w:tcW w:type="dxa" w:w="2160"/>
+            <w:tcW w:type="dxa" w:w="1701"/>
           </w:tcPr>
           <w:p>
-            <w:r/>
+            <w:r>
+              <w:rPr>
+                <w:sz w:val="18"/>
+              </w:rPr>
+            </w:r>
             <w:r>
               <w:rPr>
                 <w:b/>
+                <w:sz w:val="18"/>
               </w:rPr>
               <w:t>Граница</w:t>
             </w:r>
@@ -774,13 +565,18 @@
         </w:tc>
         <w:tc>
           <w:tcPr>
-            <w:tcW w:type="dxa" w:w="2160"/>
+            <w:tcW w:type="dxa" w:w="2268"/>
           </w:tcPr>
           <w:p>
-            <w:r/>
+            <w:r>
+              <w:rPr>
+                <w:sz w:val="18"/>
+              </w:rPr>
+            </w:r>
             <w:r>
               <w:rPr>
                 <w:b/>
+                <w:sz w:val="18"/>
               </w:rPr>
               <w:t>Признаки</w:t>
             </w:r>
@@ -788,13 +584,18 @@
         </w:tc>
         <w:tc>
           <w:tcPr>
-            <w:tcW w:type="dxa" w:w="2160"/>
+            <w:tcW w:type="dxa" w:w="1928"/>
           </w:tcPr>
           <w:p>
-            <w:r/>
+            <w:r>
+              <w:rPr>
+                <w:sz w:val="18"/>
+              </w:rPr>
+            </w:r>
             <w:r>
               <w:rPr>
                 <w:b/>
+                <w:sz w:val="18"/>
               </w:rPr>
               <w:t>Почему система не решает</w:t>
             </w:r>
@@ -802,13 +603,18 @@
         </w:tc>
         <w:tc>
           <w:tcPr>
-            <w:tcW w:type="dxa" w:w="2160"/>
+            <w:tcW w:type="dxa" w:w="2721"/>
           </w:tcPr>
           <w:p>
-            <w:r/>
+            <w:r>
+              <w:rPr>
+                <w:sz w:val="18"/>
+              </w:rPr>
+            </w:r>
             <w:r>
               <w:rPr>
                 <w:b/>
+                <w:sz w:val="18"/>
               </w:rPr>
               <w:t>Что сделать сейчас</w:t>
             </w:r>
@@ -818,40 +624,52 @@
       <w:tr>
         <w:tc>
           <w:tcPr>
-            <w:tcW w:type="dxa" w:w="2160"/>
+            <w:tcW w:type="dxa" w:w="1701"/>
           </w:tcPr>
           <w:p>
             <w:r>
+              <w:rPr>
+                <w:sz w:val="18"/>
+              </w:rPr>
               <w:t>B1. Исполнительная документация и её системное ведение</w:t>
             </w:r>
           </w:p>
         </w:tc>
         <w:tc>
           <w:tcPr>
-            <w:tcW w:type="dxa" w:w="2160"/>
+            <w:tcW w:type="dxa" w:w="2268"/>
           </w:tcPr>
           <w:p>
             <w:r>
+              <w:rPr>
+                <w:sz w:val="18"/>
+              </w:rPr>
               <w:t>Передача исполнительной документации — условие оплаты по договору, а документация не собрана или возвращена; нужна система её ведения по объекту.</w:t>
             </w:r>
           </w:p>
         </w:tc>
         <w:tc>
           <w:tcPr>
-            <w:tcW w:type="dxa" w:w="2160"/>
+            <w:tcW w:type="dxa" w:w="1928"/>
           </w:tcPr>
           <w:p>
             <w:r>
+              <w:rPr>
+                <w:sz w:val="18"/>
+              </w:rPr>
               <w:t>Состав и порядок ведения исполнительной документации определяются договором и требованиями к объекту; универсального решения S1 не даёт.</w:t>
             </w:r>
           </w:p>
         </w:tc>
         <w:tc>
           <w:tcPr>
-            <w:tcW w:type="dxa" w:w="2160"/>
+            <w:tcW w:type="dxa" w:w="2721"/>
           </w:tcPr>
           <w:p>
             <w:r>
+              <w:rPr>
+                <w:sz w:val="18"/>
+              </w:rPr>
               <w:t>Зафиксируйте в реестре передачи, какая документация требуется договором и что уже передано. Если без неё оплата по договору не наступает — сначала закройте передачу документации, затем пройдите проверку G перед шагом 6.</w:t>
             </w:r>
           </w:p>
@@ -860,40 +678,52 @@
       <w:tr>
         <w:tc>
           <w:tcPr>
-            <w:tcW w:type="dxa" w:w="2160"/>
+            <w:tcW w:type="dxa" w:w="1701"/>
           </w:tcPr>
           <w:p>
             <w:r>
+              <w:rPr>
+                <w:sz w:val="18"/>
+              </w:rPr>
               <w:t>B2. Удержание, зачёт, неустойка, недостатки, встречное денежное требование</w:t>
             </w:r>
           </w:p>
         </w:tc>
         <w:tc>
           <w:tcPr>
-            <w:tcW w:type="dxa" w:w="2160"/>
+            <w:tcW w:type="dxa" w:w="2268"/>
           </w:tcPr>
           <w:p>
             <w:r>
+              <w:rPr>
+                <w:sz w:val="18"/>
+              </w:rPr>
               <w:t>Заказчик удержал часть оплаты, заявил зачёт, начислил неустойку или штраф, заявил о недостатках работ или предъявил встречное денежное требование.</w:t>
             </w:r>
           </w:p>
         </w:tc>
         <w:tc>
           <w:tcPr>
-            <w:tcW w:type="dxa" w:w="2160"/>
+            <w:tcW w:type="dxa" w:w="1928"/>
           </w:tcPr>
           <w:p>
             <w:r>
+              <w:rPr>
+                <w:sz w:val="18"/>
+              </w:rPr>
               <w:t>Долг перестаёт быть бесспорным: результат зависит от договора, обоснованности встречного требования и порядка его заявления. Типовой маршрут взыскания создаёт здесь ложную уверенность.</w:t>
             </w:r>
           </w:p>
         </w:tc>
         <w:tc>
           <w:tcPr>
-            <w:tcW w:type="dxa" w:w="2160"/>
+            <w:tcW w:type="dxa" w:w="2721"/>
           </w:tcPr>
           <w:p>
             <w:r>
+              <w:rPr>
+                <w:sz w:val="18"/>
+              </w:rPr>
               <w:t>Внесите каждую операцию в реестр взаиморасчётов с типом «Удержание», «Зачёт» или «Неустойка заявлена». Бесспорную часть долга можно вести по S1 дальше; спорную часть с документами передайте специалисту до направления претензии.</w:t>
             </w:r>
           </w:p>
@@ -902,40 +732,52 @@
       <w:tr>
         <w:tc>
           <w:tcPr>
-            <w:tcW w:type="dxa" w:w="2160"/>
+            <w:tcW w:type="dxa" w:w="1701"/>
           </w:tcPr>
           <w:p>
             <w:r>
+              <w:rPr>
+                <w:sz w:val="18"/>
+              </w:rPr>
               <w:t>B3. Признаки банкротства заказчика</w:t>
             </w:r>
           </w:p>
         </w:tc>
         <w:tc>
           <w:tcPr>
-            <w:tcW w:type="dxa" w:w="2160"/>
+            <w:tcW w:type="dxa" w:w="2268"/>
           </w:tcPr>
           <w:p>
             <w:r>
+              <w:rPr>
+                <w:sz w:val="18"/>
+              </w:rPr>
               <w:t>В картотеке арбитражных дел есть дело о банкротстве заказчика, опубликовано сообщение о намерении обратиться с заявлением о банкротстве, заказчик в ликвидации.</w:t>
             </w:r>
           </w:p>
         </w:tc>
         <w:tc>
           <w:tcPr>
-            <w:tcW w:type="dxa" w:w="2160"/>
+            <w:tcW w:type="dxa" w:w="1928"/>
           </w:tcPr>
           <w:p>
             <w:r>
+              <w:rPr>
+                <w:sz w:val="18"/>
+              </w:rPr>
               <w:t>В банкротстве действуют специальные порядки и сроки предъявления требований кредиторов; обычный маршрут «претензия — иск» может оказаться бесполезным.</w:t>
             </w:r>
           </w:p>
         </w:tc>
         <w:tc>
           <w:tcPr>
-            <w:tcW w:type="dxa" w:w="2160"/>
+            <w:tcW w:type="dxa" w:w="2721"/>
           </w:tcPr>
           <w:p>
             <w:r>
+              <w:rPr>
+                <w:sz w:val="18"/>
+              </w:rPr>
               <w:t>Остановите маршрут S1 на текущем шаге, сохраните все документы и немедленно обратитесь к специалисту по банкротству. Не подавайте обычный иск до его оценки.</w:t>
             </w:r>
           </w:p>
@@ -944,41 +786,375 @@
       <w:tr>
         <w:tc>
           <w:tcPr>
-            <w:tcW w:type="dxa" w:w="2160"/>
+            <w:tcW w:type="dxa" w:w="1701"/>
           </w:tcPr>
           <w:p>
             <w:r>
-              <w:t>B4. Мотивированный отказ, односторонний акт, экспертиза объёмов, спор о подписи</w:t>
+              <w:rPr>
+                <w:sz w:val="18"/>
+              </w:rPr>
+              <w:t>B4. Спор о принятых работах: объём, качество, подпись, экспертиза, односторонний акт, мотивированный отказ</w:t>
             </w:r>
           </w:p>
         </w:tc>
         <w:tc>
           <w:tcPr>
-            <w:tcW w:type="dxa" w:w="2160"/>
+            <w:tcW w:type="dxa" w:w="2268"/>
           </w:tcPr>
           <w:p>
             <w:r>
-              <w:t>Заказчик направил мотивированный отказ от приёмки; акт подписан только субподрядчиком; объём или качество требуют экспертизы; оспаривается подпись или полномочия подписанта.</w:t>
+              <w:rPr>
+                <w:sz w:val="18"/>
+              </w:rPr>
+              <w:t>Акт подписан, но после подписания акта заказчик оспаривает объём или качество работ, подпись на акте или полномочия подписанта либо требует экспертизы. Сюда же — если вы считаете работы принятыми по акту, подписанному только вами, или заказчик направил мотивированный отказ от приёмки.</w:t>
             </w:r>
           </w:p>
         </w:tc>
         <w:tc>
           <w:tcPr>
-            <w:tcW w:type="dxa" w:w="2160"/>
+            <w:tcW w:type="dxa" w:w="1928"/>
           </w:tcPr>
           <w:p>
             <w:r>
-              <w:t>Исход зависит от оценки доказательств и обоснованности мотивов отказа (п. 4 ст. 753 ГК РФ). Шаблон не может заменить эту оценку.</w:t>
+              <w:rPr>
+                <w:sz w:val="18"/>
+              </w:rPr>
+              <w:t>Исход зависит от оценки доказательств и обоснованности возражений заказчика (п. 4 ст. 753 ГК РФ). Шаблон не может заменить эту оценку.</w:t>
             </w:r>
           </w:p>
         </w:tc>
         <w:tc>
           <w:tcPr>
-            <w:tcW w:type="dxa" w:w="2160"/>
+            <w:tcW w:type="dxa" w:w="2721"/>
           </w:tcPr>
           <w:p>
             <w:r>
-              <w:t>Соберите по описи из файла 15 (раздел «Опись материалов для специалиста») переписку, акты, журнал объёмов и реестр замечаний и передайте специалисту. Устранимые замечания продолжайте закрывать по файлу 10.</w:t>
+              <w:rPr>
+                <w:sz w:val="18"/>
+              </w:rPr>
+              <w:t>По оспоренным актам маршрут остановите: соберите материалы по описи (файл 10, раздел В) — договор, подписанные акты, переписку, возражения заказчика — и передайте специалисту. Акты, которые заказчик не оспаривает, ведите дальше по маршруту: в расчёт процентов и претензию переносите только их.</w:t>
+            </w:r>
+          </w:p>
+        </w:tc>
+      </w:tr>
+      <w:tr>
+        <w:tc>
+          <w:tcPr>
+            <w:tcW w:type="dxa" w:w="1701"/>
+          </w:tcPr>
+          <w:p>
+            <w:r>
+              <w:rPr>
+                <w:sz w:val="18"/>
+              </w:rPr>
+              <w:t>B5. Допработы без соглашения</w:t>
+            </w:r>
+          </w:p>
+        </w:tc>
+        <w:tc>
+          <w:tcPr>
+            <w:tcW w:type="dxa" w:w="2268"/>
+          </w:tcPr>
+          <w:p>
+            <w:r>
+              <w:rPr>
+                <w:sz w:val="18"/>
+              </w:rPr>
+              <w:t>В сумме долга есть работы, которых нет в договоре, смете или допсоглашениях: заказчик не подписал акт на эти работы или вычеркнул их из акта; либо они вошли в подписанный акт, но договор и допсоглашения их не предусматривают, и заказчик ссылается на это, чтобы не платить.</w:t>
+            </w:r>
+          </w:p>
+        </w:tc>
+        <w:tc>
+          <w:tcPr>
+            <w:tcW w:type="dxa" w:w="1928"/>
+          </w:tcPr>
+          <w:p>
+            <w:r>
+              <w:rPr>
+                <w:sz w:val="18"/>
+              </w:rPr>
+              <w:t>Последствия выполнения работ сверх договора и сметы без согласования зависят от договора и доказательств поручения работ. Система допработы не оформляет, не согласовывает и не взыскивает.</w:t>
+            </w:r>
+          </w:p>
+        </w:tc>
+        <w:tc>
+          <w:tcPr>
+            <w:tcW w:type="dxa" w:w="2721"/>
+          </w:tcPr>
+          <w:p>
+            <w:r>
+              <w:rPr>
+                <w:sz w:val="18"/>
+              </w:rPr>
+              <w:t>Суммы по допработам, которые заказчик не подписал, не вносите в реестр взаиморасчётов как начисление по акту: эти работы не приняты. Если допработы вошли в подписанный акт, эта часть долга спорная: в расчёт процентов и претензию её без оценки специалиста не включайте. Бесспорную часть долга ведите по маршруту дальше. По допработам соберите договор, смету, переписку о поручении работ и акты и передайте специалисту по описи (файл 10, раздел В).</w:t>
+            </w:r>
+          </w:p>
+        </w:tc>
+      </w:tr>
+    </w:tbl>
+    <w:p/>
+    <w:p>
+      <w:pPr>
+        <w:pStyle w:val="Heading1"/>
+      </w:pPr>
+      <w:r>
+        <w:t>Таблица 3. Когда передать дело юристу</w:t>
+      </w:r>
+    </w:p>
+    <w:p>
+      <w:r>
+        <w:rPr>
+          <w:b w:val="0"/>
+          <w:i w:val="0"/>
+        </w:rPr>
+        <w:t>Достаточно одного условия. Юристу передаётся весь пакет сразу — по описи: файл 10, раздел В.</w:t>
+      </w:r>
+    </w:p>
+    <w:tbl>
+      <w:tblPr>
+        <w:tblStyle w:val="TableGrid"/>
+        <w:tblW w:type="auto" w:w="0"/>
+        <w:jc w:val="center"/>
+        <w:tblLayout w:type="fixed"/>
+        <w:tblLook w:firstColumn="1" w:firstRow="1" w:lastColumn="0" w:lastRow="0" w:noHBand="0" w:noVBand="1" w:val="04A0"/>
+      </w:tblPr>
+      <w:tblGrid>
+        <w:gridCol w:w="3969"/>
+        <w:gridCol w:w="2835"/>
+        <w:gridCol w:w="1814"/>
+      </w:tblGrid>
+      <w:tr>
+        <w:tc>
+          <w:tcPr>
+            <w:tcW w:type="dxa" w:w="3969"/>
+          </w:tcPr>
+          <w:p>
+            <w:r/>
+            <w:r>
+              <w:rPr>
+                <w:b/>
+              </w:rPr>
+              <w:t>Условие</w:t>
+            </w:r>
+          </w:p>
+        </w:tc>
+        <w:tc>
+          <w:tcPr>
+            <w:tcW w:type="dxa" w:w="2835"/>
+          </w:tcPr>
+          <w:p>
+            <w:r/>
+            <w:r>
+              <w:rPr>
+                <w:b/>
+              </w:rPr>
+              <w:t>Где видно</w:t>
+            </w:r>
+          </w:p>
+        </w:tc>
+        <w:tc>
+          <w:tcPr>
+            <w:tcW w:type="dxa" w:w="1814"/>
+          </w:tcPr>
+          <w:p>
+            <w:r/>
+            <w:r>
+              <w:rPr>
+                <w:b/>
+              </w:rPr>
+              <w:t>Что передать</w:t>
+            </w:r>
+          </w:p>
+        </w:tc>
+      </w:tr>
+      <w:tr>
+        <w:tc>
+          <w:tcPr>
+            <w:tcW w:type="dxa" w:w="3969"/>
+          </w:tcPr>
+          <w:p>
+            <w:r>
+              <w:t>Сработала граница B2, B3, B4 или B5 (при B2, B4 и B5 — по спорной части или оспоренным актам)</w:t>
+            </w:r>
+          </w:p>
+        </w:tc>
+        <w:tc>
+          <w:tcPr>
+            <w:tcW w:type="dxa" w:w="2835"/>
+          </w:tcPr>
+          <w:p>
+            <w:r>
+              <w:t>Файл 01, таблица 2; файл 02, «Контроль ответа»; файл 04, «Взаиморасчёты»</w:t>
+            </w:r>
+          </w:p>
+        </w:tc>
+        <w:tc>
+          <w:tcPr>
+            <w:tcW w:type="dxa" w:w="1814"/>
+          </w:tcPr>
+          <w:p>
+            <w:r>
+              <w:t>Опись: файл 10, раздел В</w:t>
+            </w:r>
+          </w:p>
+        </w:tc>
+      </w:tr>
+      <w:tr>
+        <w:tc>
+          <w:tcPr>
+            <w:tcW w:type="dxa" w:w="3969"/>
+          </w:tcPr>
+          <w:p>
+            <w:r>
+              <w:t>Договор устанавливает неустойку за просрочку оплаты — выбор между неустойкой и процентами</w:t>
+            </w:r>
+          </w:p>
+        </w:tc>
+        <w:tc>
+          <w:tcPr>
+            <w:tcW w:type="dxa" w:w="2835"/>
+          </w:tcPr>
+          <w:p>
+            <w:r>
+              <w:t>Договор; файл 03, шаг 9</w:t>
+            </w:r>
+          </w:p>
+        </w:tc>
+        <w:tc>
+          <w:tcPr>
+            <w:tcW w:type="dxa" w:w="1814"/>
+          </w:tcPr>
+          <w:p>
+            <w:r>
+              <w:t>Опись: файл 10, раздел В</w:t>
+            </w:r>
+          </w:p>
+        </w:tc>
+      </w:tr>
+      <w:tr>
+        <w:tc>
+          <w:tcPr>
+            <w:tcW w:type="dxa" w:w="3969"/>
+          </w:tcPr>
+          <w:p>
+            <w:r>
+              <w:t>Частичную оплату нельзя документально отнести к конкретному акту</w:t>
+            </w:r>
+          </w:p>
+        </w:tc>
+        <w:tc>
+          <w:tcPr>
+            <w:tcW w:type="dxa" w:w="2835"/>
+          </w:tcPr>
+          <w:p>
+            <w:r>
+              <w:t>Файл 08, «Проверки»: расчёт заблокирован</w:t>
+            </w:r>
+          </w:p>
+        </w:tc>
+        <w:tc>
+          <w:tcPr>
+            <w:tcW w:type="dxa" w:w="1814"/>
+          </w:tcPr>
+          <w:p>
+            <w:r>
+              <w:t>Опись: файл 10, раздел В</w:t>
+            </w:r>
+          </w:p>
+        </w:tc>
+      </w:tr>
+      <w:tr>
+        <w:tc>
+          <w:tcPr>
+            <w:tcW w:type="dxa" w:w="3969"/>
+          </w:tcPr>
+          <w:p>
+            <w:r>
+              <w:t>Заказчик предъявил встречный иск, заявил об экспертизе или оспаривает подпись</w:t>
+            </w:r>
+          </w:p>
+        </w:tc>
+        <w:tc>
+          <w:tcPr>
+            <w:tcW w:type="dxa" w:w="2835"/>
+          </w:tcPr>
+          <w:p>
+            <w:r>
+              <w:t>Файл 02, «Контроль ответа»</w:t>
+            </w:r>
+          </w:p>
+        </w:tc>
+        <w:tc>
+          <w:tcPr>
+            <w:tcW w:type="dxa" w:w="1814"/>
+          </w:tcPr>
+          <w:p>
+            <w:r>
+              <w:t>Опись: файл 10, раздел В</w:t>
+            </w:r>
+          </w:p>
+        </w:tc>
+      </w:tr>
+      <w:tr>
+        <w:tc>
+          <w:tcPr>
+            <w:tcW w:type="dxa" w:w="3969"/>
+          </w:tcPr>
+          <w:p>
+            <w:r>
+              <w:t>Срок оплаты договор не определяет</w:t>
+            </w:r>
+          </w:p>
+        </w:tc>
+        <w:tc>
+          <w:tcPr>
+            <w:tcW w:type="dxa" w:w="2835"/>
+          </w:tcPr>
+          <w:p>
+            <w:r>
+              <w:t>Договор; файл 01, таблица 1а</w:t>
+            </w:r>
+          </w:p>
+        </w:tc>
+        <w:tc>
+          <w:tcPr>
+            <w:tcW w:type="dxa" w:w="1814"/>
+          </w:tcPr>
+          <w:p>
+            <w:r>
+              <w:t>Опись: файл 10, раздел В</w:t>
+            </w:r>
+          </w:p>
+        </w:tc>
+      </w:tr>
+      <w:tr>
+        <w:tc>
+          <w:tcPr>
+            <w:tcW w:type="dxa" w:w="3969"/>
+          </w:tcPr>
+          <w:p>
+            <w:r>
+              <w:t>Проверочный лист готовности иска не проходится без исключений</w:t>
+            </w:r>
+          </w:p>
+        </w:tc>
+        <w:tc>
+          <w:tcPr>
+            <w:tcW w:type="dxa" w:w="2835"/>
+          </w:tcPr>
+          <w:p>
+            <w:r>
+              <w:t>Файл 10, раздел А</w:t>
+            </w:r>
+          </w:p>
+        </w:tc>
+        <w:tc>
+          <w:tcPr>
+            <w:tcW w:type="dxa" w:w="1814"/>
+          </w:tcPr>
+          <w:p>
+            <w:r>
+              <w:t>Опись: файл 10, раздел В</w:t>
             </w:r>
           </w:p>
         </w:tc>
@@ -1006,15 +1182,7 @@
         <w:pStyle w:val="ListBullet"/>
       </w:pPr>
       <w:r>
-        <w:t>Даёт рабочие формы КС-2, КС-3, актов и реестров с расчётами и сверками.</w:t>
-      </w:r>
-    </w:p>
-    <w:p>
-      <w:pPr>
-        <w:pStyle w:val="ListBullet"/>
-      </w:pPr>
-      <w:r>
-        <w:t>Фиксирует передачу документов и работу с замечаниями так, чтобы это можно было доказать.</w:t>
+        <w:t>Ведёт реестр взаиморасчётов и долг по каждому акту с датой начала просрочки.</w:t>
       </w:r>
     </w:p>
     <w:p>
@@ -1023,6 +1191,14 @@
       </w:pPr>
       <w:r>
         <w:t>Ведёт переговоры к письменному результату и к двустороннему соглашению о переносе срока.</w:t>
+      </w:r>
+    </w:p>
+    <w:p>
+      <w:pPr>
+        <w:pStyle w:val="ListBullet"/>
+      </w:pPr>
+      <w:r>
+        <w:t>Фиксирует направление уведомления и претензии так, чтобы его можно было доказать.</w:t>
       </w:r>
     </w:p>
     <w:p>
@@ -1046,7 +1222,23 @@
         <w:pStyle w:val="ListBullet"/>
       </w:pPr>
       <w:r>
+        <w:t>Не оформляет и не сдаёт работы: если работы не приняты, система не подходит.</w:t>
+      </w:r>
+    </w:p>
+    <w:p>
+      <w:pPr>
+        <w:pStyle w:val="ListBullet"/>
+      </w:pPr>
+      <w:r>
         <w:t>Не оценивает обоснованность удержаний, зачётов, неустоек, штрафов, недостатков и встречных требований.</w:t>
+      </w:r>
+    </w:p>
+    <w:p>
+      <w:pPr>
+        <w:pStyle w:val="ListBullet"/>
+      </w:pPr>
+      <w:r>
+        <w:t>Не оформляет, не согласовывает и не взыскивает допработы: распознаёт их в сумме долга и выводит эту часть к специалисту.</w:t>
       </w:r>
     </w:p>
     <w:p>
@@ -1086,7 +1278,7 @@
         <w:pStyle w:val="Heading1"/>
       </w:pPr>
       <w:r>
-        <w:t>Таблица 3. Документы маршрута</w:t>
+        <w:t>Таблица 4. Документы маршрута</w:t>
       </w:r>
     </w:p>
     <w:tbl>
@@ -1094,16 +1286,17 @@
         <w:tblStyle w:val="TableGrid"/>
         <w:tblW w:type="auto" w:w="0"/>
         <w:jc w:val="center"/>
+        <w:tblLayout w:type="fixed"/>
         <w:tblLook w:firstColumn="1" w:firstRow="1" w:lastColumn="0" w:lastRow="0" w:noHBand="0" w:noVBand="1" w:val="04A0"/>
       </w:tblPr>
       <w:tblGrid>
-        <w:gridCol w:w="4320"/>
-        <w:gridCol w:w="4320"/>
+        <w:gridCol w:w="3515"/>
+        <w:gridCol w:w="5102"/>
       </w:tblGrid>
       <w:tr>
         <w:tc>
           <w:tcPr>
-            <w:tcW w:type="dxa" w:w="4320"/>
+            <w:tcW w:type="dxa" w:w="3515"/>
           </w:tcPr>
           <w:p>
             <w:r/>
@@ -1117,7 +1310,7 @@
         </w:tc>
         <w:tc>
           <w:tcPr>
-            <w:tcW w:type="dxa" w:w="4320"/>
+            <w:tcW w:type="dxa" w:w="5102"/>
           </w:tcPr>
           <w:p>
             <w:r/>
@@ -1133,7 +1326,7 @@
       <w:tr>
         <w:tc>
           <w:tcPr>
-            <w:tcW w:type="dxa" w:w="4320"/>
+            <w:tcW w:type="dxa" w:w="3515"/>
           </w:tcPr>
           <w:p>
             <w:r>
@@ -1143,11 +1336,11 @@
         </w:tc>
         <w:tc>
           <w:tcPr>
-            <w:tcW w:type="dxa" w:w="4320"/>
+            <w:tcW w:type="dxa" w:w="5102"/>
           </w:tcPr>
           <w:p>
             <w:r>
-              <w:t>С чего начать: порядок работы с системой</w:t>
+              <w:t>С чего начать: подходит ли система, выбор ситуации, первый шаг</w:t>
             </w:r>
           </w:p>
         </w:tc>
@@ -1155,7 +1348,7 @@
       <w:tr>
         <w:tc>
           <w:tcPr>
-            <w:tcW w:type="dxa" w:w="4320"/>
+            <w:tcW w:type="dxa" w:w="3515"/>
           </w:tcPr>
           <w:p>
             <w:r>
@@ -1165,11 +1358,11 @@
         </w:tc>
         <w:tc>
           <w:tcPr>
-            <w:tcW w:type="dxa" w:w="4320"/>
+            <w:tcW w:type="dxa" w:w="5102"/>
           </w:tcPr>
           <w:p>
             <w:r>
-              <w:t>Выбор исходной ситуации, маршрут по ней и границы системы</w:t>
+              <w:t>Ситуации А, Б, В, проверка G, выход «работы не приняты», границы и когда к юристу</w:t>
             </w:r>
           </w:p>
         </w:tc>
@@ -1177,17 +1370,17 @@
       <w:tr>
         <w:tc>
           <w:tcPr>
-            <w:tcW w:type="dxa" w:w="4320"/>
+            <w:tcW w:type="dxa" w:w="3515"/>
           </w:tcPr>
           <w:p>
             <w:r>
-              <w:t>02-pervichnaya-proverka-i-kontrol.xlsx</w:t>
+              <w:t>02-proverka-i-kontrol-otveta.xlsx</w:t>
             </w:r>
           </w:p>
         </w:tc>
         <w:tc>
           <w:tcPr>
-            <w:tcW w:type="dxa" w:w="4320"/>
+            <w:tcW w:type="dxa" w:w="5102"/>
           </w:tcPr>
           <w:p>
             <w:r>
@@ -1199,7 +1392,7 @@
       <w:tr>
         <w:tc>
           <w:tcPr>
-            <w:tcW w:type="dxa" w:w="4320"/>
+            <w:tcW w:type="dxa" w:w="3515"/>
           </w:tcPr>
           <w:p>
             <w:r>
@@ -1209,11 +1402,11 @@
         </w:tc>
         <w:tc>
           <w:tcPr>
-            <w:tcW w:type="dxa" w:w="4320"/>
+            <w:tcW w:type="dxa" w:w="5102"/>
           </w:tcPr>
           <w:p>
             <w:r>
-              <w:t>Алгоритм: шаги, развилки, подтверждение и следующий шаг</w:t>
+              <w:t>Алгоритм: проверка G и шаги 6–12, развилки, подтверждение и следующий шаг</w:t>
             </w:r>
           </w:p>
         </w:tc>
@@ -1221,21 +1414,21 @@
       <w:tr>
         <w:tc>
           <w:tcPr>
-            <w:tcW w:type="dxa" w:w="4320"/>
+            <w:tcW w:type="dxa" w:w="3515"/>
           </w:tcPr>
           <w:p>
             <w:r>
-              <w:t>04-ks-2-ks-3.xlsx</w:t>
+              <w:t>04-uchet-raschetov-i-otpravok.xlsx</w:t>
             </w:r>
           </w:p>
         </w:tc>
         <w:tc>
           <w:tcPr>
-            <w:tcW w:type="dxa" w:w="4320"/>
+            <w:tcW w:type="dxa" w:w="5102"/>
           </w:tcPr>
           <w:p>
             <w:r>
-              <w:t>Рабочие формы КС-2 и КС-3 со связанными итогами</w:t>
+              <w:t>Взаиморасчёты, долг по актам, реестр передачи ваших отправлений, реестр приложений</w:t>
             </w:r>
           </w:p>
         </w:tc>
@@ -1243,21 +1436,21 @@
       <w:tr>
         <w:tc>
           <w:tcPr>
-            <w:tcW w:type="dxa" w:w="4320"/>
+            <w:tcW w:type="dxa" w:w="3515"/>
           </w:tcPr>
           <w:p>
             <w:r>
-              <w:t>05-akt-vypolnennyh-rabot.docx</w:t>
+              <w:t>05-peregovory-i-perenos-sroka.docx</w:t>
             </w:r>
           </w:p>
         </w:tc>
         <w:tc>
           <w:tcPr>
-            <w:tcW w:type="dxa" w:w="4320"/>
+            <w:tcW w:type="dxa" w:w="5102"/>
           </w:tcPr>
           <w:p>
             <w:r>
-              <w:t>Акт выполненных работ (если договор не требует КС-2)</w:t>
+              <w:t>Протокол переговоров, соглашение о переносе срока оплаты, учёт гарантийного письма</w:t>
             </w:r>
           </w:p>
         </w:tc>
@@ -1265,149 +1458,17 @@
       <w:tr>
         <w:tc>
           <w:tcPr>
-            <w:tcW w:type="dxa" w:w="4320"/>
+            <w:tcW w:type="dxa" w:w="3515"/>
           </w:tcPr>
           <w:p>
             <w:r>
-              <w:t>06-akt-priemki-rezultata.docx</w:t>
+              <w:t>06-uvedomlenie-o-prosrochke.docx</w:t>
             </w:r>
           </w:p>
         </w:tc>
         <w:tc>
           <w:tcPr>
-            <w:tcW w:type="dxa" w:w="4320"/>
-          </w:tcPr>
-          <w:p>
-            <w:r>
-              <w:t>Акт приёмки результата работ с перечнем замечаний</w:t>
-            </w:r>
-          </w:p>
-        </w:tc>
-      </w:tr>
-      <w:tr>
-        <w:tc>
-          <w:tcPr>
-            <w:tcW w:type="dxa" w:w="4320"/>
-          </w:tcPr>
-          <w:p>
-            <w:r>
-              <w:t>07-peredatochnyy-akt.docx</w:t>
-            </w:r>
-          </w:p>
-        </w:tc>
-        <w:tc>
-          <w:tcPr>
-            <w:tcW w:type="dxa" w:w="4320"/>
-          </w:tcPr>
-          <w:p>
-            <w:r>
-              <w:t>Передаточный акт результата и документов</w:t>
-            </w:r>
-          </w:p>
-        </w:tc>
-      </w:tr>
-      <w:tr>
-        <w:tc>
-          <w:tcPr>
-            <w:tcW w:type="dxa" w:w="4320"/>
-          </w:tcPr>
-          <w:p>
-            <w:r>
-              <w:t>08-uchet-obemov-peredachi-raschetov.xlsx</w:t>
-            </w:r>
-          </w:p>
-        </w:tc>
-        <w:tc>
-          <w:tcPr>
-            <w:tcW w:type="dxa" w:w="4320"/>
-          </w:tcPr>
-          <w:p>
-            <w:r>
-              <w:t>Журнал объёмов, реестры замечаний, передачи, взаиморасчётов, приложений</w:t>
-            </w:r>
-          </w:p>
-        </w:tc>
-      </w:tr>
-      <w:tr>
-        <w:tc>
-          <w:tcPr>
-            <w:tcW w:type="dxa" w:w="4320"/>
-          </w:tcPr>
-          <w:p>
-            <w:r>
-              <w:t>09-vnutrennyaya-proverka.docx</w:t>
-            </w:r>
-          </w:p>
-        </w:tc>
-        <w:tc>
-          <w:tcPr>
-            <w:tcW w:type="dxa" w:w="4320"/>
-          </w:tcPr>
-          <w:p>
-            <w:r>
-              <w:t>Проверочный лист и протокол внутренней проверки перед передачей</w:t>
-            </w:r>
-          </w:p>
-        </w:tc>
-      </w:tr>
-      <w:tr>
-        <w:tc>
-          <w:tcPr>
-            <w:tcW w:type="dxa" w:w="4320"/>
-          </w:tcPr>
-          <w:p>
-            <w:r>
-              <w:t>10-peredacha-i-zamechaniya.docx</w:t>
-            </w:r>
-          </w:p>
-        </w:tc>
-        <w:tc>
-          <w:tcPr>
-            <w:tcW w:type="dxa" w:w="4320"/>
-          </w:tcPr>
-          <w:p>
-            <w:r>
-              <w:t>Доказательство передачи и порядок работы с замечаниями</w:t>
-            </w:r>
-          </w:p>
-        </w:tc>
-      </w:tr>
-      <w:tr>
-        <w:tc>
-          <w:tcPr>
-            <w:tcW w:type="dxa" w:w="4320"/>
-          </w:tcPr>
-          <w:p>
-            <w:r>
-              <w:t>11-peregovory-i-perenos-sroka.docx</w:t>
-            </w:r>
-          </w:p>
-        </w:tc>
-        <w:tc>
-          <w:tcPr>
-            <w:tcW w:type="dxa" w:w="4320"/>
-          </w:tcPr>
-          <w:p>
-            <w:r>
-              <w:t>Протокол переговоров и двустороннее соглашение о переносе срока оплаты</w:t>
-            </w:r>
-          </w:p>
-        </w:tc>
-      </w:tr>
-      <w:tr>
-        <w:tc>
-          <w:tcPr>
-            <w:tcW w:type="dxa" w:w="4320"/>
-          </w:tcPr>
-          <w:p>
-            <w:r>
-              <w:t>12-uvedomlenie-o-prosrochke.docx</w:t>
-            </w:r>
-          </w:p>
-        </w:tc>
-        <w:tc>
-          <w:tcPr>
-            <w:tcW w:type="dxa" w:w="4320"/>
+            <w:tcW w:type="dxa" w:w="5102"/>
           </w:tcPr>
           <w:p>
             <w:r>
@@ -1419,21 +1480,21 @@
       <w:tr>
         <w:tc>
           <w:tcPr>
-            <w:tcW w:type="dxa" w:w="4320"/>
+            <w:tcW w:type="dxa" w:w="3515"/>
           </w:tcPr>
           <w:p>
             <w:r>
-              <w:t>13-pretenziya.docx</w:t>
+              <w:t>07-otpravka-i-dokazatelstvo.docx</w:t>
             </w:r>
           </w:p>
         </w:tc>
         <w:tc>
           <w:tcPr>
-            <w:tcW w:type="dxa" w:w="4320"/>
+            <w:tcW w:type="dxa" w:w="5102"/>
           </w:tcPr>
           <w:p>
             <w:r>
-              <w:t>Претензия об оплате принятых работ</w:t>
+              <w:t>Как направить уведомление, претензию и иск и сохранить доказательство направления</w:t>
             </w:r>
           </w:p>
         </w:tc>
@@ -1441,21 +1502,21 @@
       <w:tr>
         <w:tc>
           <w:tcPr>
-            <w:tcW w:type="dxa" w:w="4320"/>
+            <w:tcW w:type="dxa" w:w="3515"/>
           </w:tcPr>
           <w:p>
             <w:r>
-              <w:t>14-raschet-procentov-395.xlsx</w:t>
+              <w:t>08-raschet-procentov-395.xlsx</w:t>
             </w:r>
           </w:p>
         </w:tc>
         <w:tc>
           <w:tcPr>
-            <w:tcW w:type="dxa" w:w="4320"/>
+            <w:tcW w:type="dxa" w:w="5102"/>
           </w:tcPr>
           <w:p>
             <w:r>
-              <w:t>Расчёт процентов по ст. 395 ГК РФ с частичными оплатами</w:t>
+              <w:t>Расчёт процентов по ст. 395 ГК РФ: несколько актов в одном расчёте (до 12), у каждого своя дата начала просрочки и свои оплаты; итог — только при статусе «ГОТОВ»</w:t>
             </w:r>
           </w:p>
         </w:tc>
@@ -1463,21 +1524,43 @@
       <w:tr>
         <w:tc>
           <w:tcPr>
-            <w:tcW w:type="dxa" w:w="4320"/>
+            <w:tcW w:type="dxa" w:w="3515"/>
           </w:tcPr>
           <w:p>
             <w:r>
-              <w:t>15-obrashchenie-v-sud.docx</w:t>
+              <w:t>09-pretenziya.docx</w:t>
             </w:r>
           </w:p>
         </w:tc>
         <w:tc>
           <w:tcPr>
-            <w:tcW w:type="dxa" w:w="4320"/>
+            <w:tcW w:type="dxa" w:w="5102"/>
           </w:tcPr>
           <w:p>
             <w:r>
-              <w:t>Подготовка обращения в арбитражный суд: алгоритм, иск, опись</w:t>
+              <w:t>Претензия об оплате принятых работ: долг, проценты, приложения</w:t>
+            </w:r>
+          </w:p>
+        </w:tc>
+      </w:tr>
+      <w:tr>
+        <w:tc>
+          <w:tcPr>
+            <w:tcW w:type="dxa" w:w="3515"/>
+          </w:tcPr>
+          <w:p>
+            <w:r>
+              <w:t>10-obrashchenie-v-sud.docx</w:t>
+            </w:r>
+          </w:p>
+        </w:tc>
+        <w:tc>
+          <w:tcPr>
+            <w:tcW w:type="dxa" w:w="5102"/>
+          </w:tcPr>
+          <w:p>
+            <w:r>
+              <w:t>Подготовка обращения в арбитражный суд: проверочный лист, иск, опись для юриста</w:t>
             </w:r>
           </w:p>
         </w:tc>

--- a/tools/candidates/s1-oplata-za-raboty/01-karta-situacii-i-granic.docx
+++ b/tools/candidates/s1-oplata-za-raboty/01-karta-situacii-i-granic.docx
@@ -724,7 +724,7 @@
               <w:rPr>
                 <w:sz w:val="18"/>
               </w:rPr>
-              <w:t>Внесите каждую операцию в реестр взаиморасчётов с типом «Удержание», «Зачёт» или «Неустойка заявлена». Бесспорную часть долга можно вести по S1 дальше; спорную часть с документами передайте специалисту до направления претензии.</w:t>
+              <w:t>Внесите каждую операцию в файл 04, лист «Взаиморасчёты», с типом «Удержание», «Зачёт встречного требования» или «Неустойка заявлена» и с актом, к которому она относится. Общий долг она не уменьшает: её сумма показывается отдельно как спорная часть. В расчёт процентов и претензию идёт только бесспорная часть — её можно вести по S1 дальше; спорную часть с документами передайте специалисту до направления претензии.</w:t>
             </w:r>
           </w:p>
         </w:tc>
@@ -886,7 +886,7 @@
               <w:rPr>
                 <w:sz w:val="18"/>
               </w:rPr>
-              <w:t>Суммы по допработам, которые заказчик не подписал, не вносите в реестр взаиморасчётов как начисление по акту: эти работы не приняты. Если допработы вошли в подписанный акт, эта часть долга спорная: в расчёт процентов и претензию её без оценки специалиста не включайте. Бесспорную часть долга ведите по маршруту дальше. По допработам соберите договор, смету, переписку о поручении работ и акты и передайте специалисту по описи (файл 10, раздел В).</w:t>
+              <w:t>Суммы по допработам, которые заказчик не подписал, не вносите в реестр взаиморасчётов как начисление по акту: эти работы не приняты. Если допработы вошли в подписанный акт, эта часть долга спорная: внесите её в файл 04, лист «Взаиморасчёты», операцией «Допработы без соглашения (спорно)» с актом — она попадёт в спорную часть и в расчёт процентов и претензию без оценки специалиста не войдёт. Бесспорную часть долга ведите по маршруту дальше. По допработам соберите договор, смету, переписку о поручении работ и акты и передайте специалисту по описи (файл 10, раздел В).</w:t>
             </w:r>
           </w:p>
         </w:tc>
@@ -1428,7 +1428,7 @@
           </w:tcPr>
           <w:p>
             <w:r>
-              <w:t>Взаиморасчёты, долг по актам, реестр передачи ваших отправлений, реестр приложений</w:t>
+              <w:t>Взаиморасчёты: общий долг, спорная и бесспорная части раздельно; долг по актам, акт сверки, реестр передачи ваших отправлений, реестр приложений</w:t>
             </w:r>
           </w:p>
         </w:tc>
@@ -1516,7 +1516,7 @@
           </w:tcPr>
           <w:p>
             <w:r>
-              <w:t>Расчёт процентов по ст. 395 ГК РФ: несколько актов в одном расчёте (до 12), у каждого своя дата начала просрочки и свои оплаты; итог — только при статусе «ГОТОВ»</w:t>
+              <w:t>Расчёт процентов по ст. 395 ГК РФ: несколько актов в одном расчёте (до 12), у каждого своя дата начала просрочки и свои оплаты; проценты только на бесспорную часть; итог — только при статусе «ГОТОВ»</w:t>
             </w:r>
           </w:p>
         </w:tc>
@@ -1538,7 +1538,7 @@
           </w:tcPr>
           <w:p>
             <w:r>
-              <w:t>Претензия об оплате принятых работ: долг, проценты, приложения</w:t>
+              <w:t>Претензия об оплате принятых работ: бесспорный долг, проценты, приложения</w:t>
             </w:r>
           </w:p>
         </w:tc>

--- a/tools/candidates/s1-oplata-za-raboty/01-karta-situacii-i-granic.docx
+++ b/tools/candidates/s1-oplata-za-raboty/01-karta-situacii-i-granic.docx
@@ -1006,7 +1006,7 @@
           </w:tcPr>
           <w:p>
             <w:r>
-              <w:t>Договор устанавливает неустойку за просрочку оплаты — выбор между неустойкой и процентами</w:t>
+              <w:t>Договор устанавливает неустойку за просрочку оплаты — применение процентов требует оценки специалиста</w:t>
             </w:r>
           </w:p>
         </w:tc>

--- a/tools/candidates/s1-oplata-za-raboty/01-karta-situacii-i-granic.docx
+++ b/tools/candidates/s1-oplata-za-raboty/01-karta-situacii-i-granic.docx
@@ -116,11 +116,18 @@
         <w:gridCol w:w="2268"/>
       </w:tblGrid>
       <w:tr>
+        <w:trPr>
+          <w:cantSplit/>
+          <w:tblHeader/>
+        </w:trPr>
         <w:tc>
           <w:tcPr>
             <w:tcW w:type="dxa" w:w="1928"/>
           </w:tcPr>
           <w:p>
+            <w:pPr>
+              <w:keepNext/>
+            </w:pPr>
             <w:r/>
             <w:r>
               <w:rPr>
@@ -135,6 +142,9 @@
             <w:tcW w:type="dxa" w:w="2948"/>
           </w:tcPr>
           <w:p>
+            <w:pPr>
+              <w:keepNext/>
+            </w:pPr>
             <w:r/>
             <w:r>
               <w:rPr>
@@ -149,6 +159,9 @@
             <w:tcW w:type="dxa" w:w="1474"/>
           </w:tcPr>
           <w:p>
+            <w:pPr>
+              <w:keepNext/>
+            </w:pPr>
             <w:r/>
             <w:r>
               <w:rPr>
@@ -163,6 +176,9 @@
             <w:tcW w:type="dxa" w:w="2268"/>
           </w:tcPr>
           <w:p>
+            <w:pPr>
+              <w:keepNext/>
+            </w:pPr>
             <w:r/>
             <w:r>
               <w:rPr>
@@ -174,6 +190,9 @@
         </w:tc>
       </w:tr>
       <w:tr>
+        <w:trPr>
+          <w:cantSplit/>
+        </w:trPr>
         <w:tc>
           <w:tcPr>
             <w:tcW w:type="dxa" w:w="1928"/>
@@ -216,6 +235,9 @@
         </w:tc>
       </w:tr>
       <w:tr>
+        <w:trPr>
+          <w:cantSplit/>
+        </w:trPr>
         <w:tc>
           <w:tcPr>
             <w:tcW w:type="dxa" w:w="1928"/>
@@ -258,6 +280,9 @@
         </w:tc>
       </w:tr>
       <w:tr>
+        <w:trPr>
+          <w:cantSplit/>
+        </w:trPr>
         <w:tc>
           <w:tcPr>
             <w:tcW w:type="dxa" w:w="1928"/>
@@ -300,6 +325,9 @@
         </w:tc>
       </w:tr>
       <w:tr>
+        <w:trPr>
+          <w:cantSplit/>
+        </w:trPr>
         <w:tc>
           <w:tcPr>
             <w:tcW w:type="dxa" w:w="1928"/>
@@ -415,11 +443,18 @@
         <w:gridCol w:w="5669"/>
       </w:tblGrid>
       <w:tr>
+        <w:trPr>
+          <w:cantSplit/>
+          <w:tblHeader/>
+        </w:trPr>
         <w:tc>
           <w:tcPr>
             <w:tcW w:type="dxa" w:w="2948"/>
           </w:tcPr>
           <w:p>
+            <w:pPr>
+              <w:keepNext/>
+            </w:pPr>
             <w:r/>
             <w:r>
               <w:rPr>
@@ -434,6 +469,9 @@
             <w:tcW w:type="dxa" w:w="5669"/>
           </w:tcPr>
           <w:p>
+            <w:pPr>
+              <w:keepNext/>
+            </w:pPr>
             <w:r/>
             <w:r>
               <w:rPr>
@@ -445,6 +483,9 @@
         </w:tc>
       </w:tr>
       <w:tr>
+        <w:trPr>
+          <w:cantSplit/>
+        </w:trPr>
         <w:tc>
           <w:tcPr>
             <w:tcW w:type="dxa" w:w="2948"/>
@@ -467,6 +508,9 @@
         </w:tc>
       </w:tr>
       <w:tr>
+        <w:trPr>
+          <w:cantSplit/>
+        </w:trPr>
         <w:tc>
           <w:tcPr>
             <w:tcW w:type="dxa" w:w="2948"/>
@@ -489,6 +533,9 @@
         </w:tc>
       </w:tr>
       <w:tr>
+        <w:trPr>
+          <w:cantSplit/>
+        </w:trPr>
         <w:tc>
           <w:tcPr>
             <w:tcW w:type="dxa" w:w="2948"/>
@@ -544,11 +591,18 @@
         <w:gridCol w:w="2721"/>
       </w:tblGrid>
       <w:tr>
+        <w:trPr>
+          <w:cantSplit/>
+          <w:tblHeader/>
+        </w:trPr>
         <w:tc>
           <w:tcPr>
             <w:tcW w:type="dxa" w:w="1701"/>
           </w:tcPr>
           <w:p>
+            <w:pPr>
+              <w:keepNext/>
+            </w:pPr>
             <w:r>
               <w:rPr>
                 <w:sz w:val="18"/>
@@ -568,6 +622,9 @@
             <w:tcW w:type="dxa" w:w="2268"/>
           </w:tcPr>
           <w:p>
+            <w:pPr>
+              <w:keepNext/>
+            </w:pPr>
             <w:r>
               <w:rPr>
                 <w:sz w:val="18"/>
@@ -587,6 +644,9 @@
             <w:tcW w:type="dxa" w:w="1928"/>
           </w:tcPr>
           <w:p>
+            <w:pPr>
+              <w:keepNext/>
+            </w:pPr>
             <w:r>
               <w:rPr>
                 <w:sz w:val="18"/>
@@ -606,6 +666,9 @@
             <w:tcW w:type="dxa" w:w="2721"/>
           </w:tcPr>
           <w:p>
+            <w:pPr>
+              <w:keepNext/>
+            </w:pPr>
             <w:r>
               <w:rPr>
                 <w:sz w:val="18"/>
@@ -622,6 +685,9 @@
         </w:tc>
       </w:tr>
       <w:tr>
+        <w:trPr>
+          <w:cantSplit/>
+        </w:trPr>
         <w:tc>
           <w:tcPr>
             <w:tcW w:type="dxa" w:w="1701"/>
@@ -676,6 +742,9 @@
         </w:tc>
       </w:tr>
       <w:tr>
+        <w:trPr>
+          <w:cantSplit/>
+        </w:trPr>
         <w:tc>
           <w:tcPr>
             <w:tcW w:type="dxa" w:w="1701"/>
@@ -730,6 +799,9 @@
         </w:tc>
       </w:tr>
       <w:tr>
+        <w:trPr>
+          <w:cantSplit/>
+        </w:trPr>
         <w:tc>
           <w:tcPr>
             <w:tcW w:type="dxa" w:w="1701"/>
@@ -784,6 +856,9 @@
         </w:tc>
       </w:tr>
       <w:tr>
+        <w:trPr>
+          <w:cantSplit/>
+        </w:trPr>
         <w:tc>
           <w:tcPr>
             <w:tcW w:type="dxa" w:w="1701"/>
@@ -838,6 +913,9 @@
         </w:tc>
       </w:tr>
       <w:tr>
+        <w:trPr>
+          <w:cantSplit/>
+        </w:trPr>
         <w:tc>
           <w:tcPr>
             <w:tcW w:type="dxa" w:w="1701"/>
@@ -924,11 +1002,18 @@
         <w:gridCol w:w="1814"/>
       </w:tblGrid>
       <w:tr>
+        <w:trPr>
+          <w:cantSplit/>
+          <w:tblHeader/>
+        </w:trPr>
         <w:tc>
           <w:tcPr>
             <w:tcW w:type="dxa" w:w="3969"/>
           </w:tcPr>
           <w:p>
+            <w:pPr>
+              <w:keepNext/>
+            </w:pPr>
             <w:r/>
             <w:r>
               <w:rPr>
@@ -943,6 +1028,9 @@
             <w:tcW w:type="dxa" w:w="2835"/>
           </w:tcPr>
           <w:p>
+            <w:pPr>
+              <w:keepNext/>
+            </w:pPr>
             <w:r/>
             <w:r>
               <w:rPr>
@@ -957,6 +1045,9 @@
             <w:tcW w:type="dxa" w:w="1814"/>
           </w:tcPr>
           <w:p>
+            <w:pPr>
+              <w:keepNext/>
+            </w:pPr>
             <w:r/>
             <w:r>
               <w:rPr>
@@ -968,6 +1059,9 @@
         </w:tc>
       </w:tr>
       <w:tr>
+        <w:trPr>
+          <w:cantSplit/>
+        </w:trPr>
         <w:tc>
           <w:tcPr>
             <w:tcW w:type="dxa" w:w="3969"/>
@@ -1000,6 +1094,9 @@
         </w:tc>
       </w:tr>
       <w:tr>
+        <w:trPr>
+          <w:cantSplit/>
+        </w:trPr>
         <w:tc>
           <w:tcPr>
             <w:tcW w:type="dxa" w:w="3969"/>
@@ -1032,6 +1129,9 @@
         </w:tc>
       </w:tr>
       <w:tr>
+        <w:trPr>
+          <w:cantSplit/>
+        </w:trPr>
         <w:tc>
           <w:tcPr>
             <w:tcW w:type="dxa" w:w="3969"/>
@@ -1064,6 +1164,9 @@
         </w:tc>
       </w:tr>
       <w:tr>
+        <w:trPr>
+          <w:cantSplit/>
+        </w:trPr>
         <w:tc>
           <w:tcPr>
             <w:tcW w:type="dxa" w:w="3969"/>
@@ -1096,6 +1199,9 @@
         </w:tc>
       </w:tr>
       <w:tr>
+        <w:trPr>
+          <w:cantSplit/>
+        </w:trPr>
         <w:tc>
           <w:tcPr>
             <w:tcW w:type="dxa" w:w="3969"/>
@@ -1128,6 +1234,9 @@
         </w:tc>
       </w:tr>
       <w:tr>
+        <w:trPr>
+          <w:cantSplit/>
+        </w:trPr>
         <w:tc>
           <w:tcPr>
             <w:tcW w:type="dxa" w:w="3969"/>
@@ -1294,11 +1403,18 @@
         <w:gridCol w:w="5102"/>
       </w:tblGrid>
       <w:tr>
+        <w:trPr>
+          <w:cantSplit/>
+          <w:tblHeader/>
+        </w:trPr>
         <w:tc>
           <w:tcPr>
             <w:tcW w:type="dxa" w:w="3515"/>
           </w:tcPr>
           <w:p>
+            <w:pPr>
+              <w:keepNext/>
+            </w:pPr>
             <w:r/>
             <w:r>
               <w:rPr>
@@ -1313,6 +1429,9 @@
             <w:tcW w:type="dxa" w:w="5102"/>
           </w:tcPr>
           <w:p>
+            <w:pPr>
+              <w:keepNext/>
+            </w:pPr>
             <w:r/>
             <w:r>
               <w:rPr>
@@ -1324,11 +1443,17 @@
         </w:tc>
       </w:tr>
       <w:tr>
+        <w:trPr>
+          <w:cantSplit/>
+        </w:trPr>
         <w:tc>
           <w:tcPr>
             <w:tcW w:type="dxa" w:w="3515"/>
           </w:tcPr>
           <w:p>
+            <w:pPr>
+              <w:keepNext/>
+            </w:pPr>
             <w:r>
               <w:t>00-START-HERE.txt</w:t>
             </w:r>
@@ -1339,6 +1464,9 @@
             <w:tcW w:type="dxa" w:w="5102"/>
           </w:tcPr>
           <w:p>
+            <w:pPr>
+              <w:keepNext/>
+            </w:pPr>
             <w:r>
               <w:t>С чего начать: подходит ли система, выбор ситуации, первый шаг</w:t>
             </w:r>
@@ -1346,11 +1474,17 @@
         </w:tc>
       </w:tr>
       <w:tr>
+        <w:trPr>
+          <w:cantSplit/>
+        </w:trPr>
         <w:tc>
           <w:tcPr>
             <w:tcW w:type="dxa" w:w="3515"/>
           </w:tcPr>
           <w:p>
+            <w:pPr>
+              <w:keepNext/>
+            </w:pPr>
             <w:r>
               <w:t>01-karta-situacii-i-granic.docx</w:t>
             </w:r>
@@ -1361,6 +1495,9 @@
             <w:tcW w:type="dxa" w:w="5102"/>
           </w:tcPr>
           <w:p>
+            <w:pPr>
+              <w:keepNext/>
+            </w:pPr>
             <w:r>
               <w:t>Ситуации А, Б, В, проверка G, выход «работы не приняты», границы и когда к юристу</w:t>
             </w:r>
@@ -1368,11 +1505,17 @@
         </w:tc>
       </w:tr>
       <w:tr>
+        <w:trPr>
+          <w:cantSplit/>
+        </w:trPr>
         <w:tc>
           <w:tcPr>
             <w:tcW w:type="dxa" w:w="3515"/>
           </w:tcPr>
           <w:p>
+            <w:pPr>
+              <w:keepNext/>
+            </w:pPr>
             <w:r>
               <w:t>02-proverka-i-kontrol-otveta.xlsx</w:t>
             </w:r>
@@ -1383,6 +1526,9 @@
             <w:tcW w:type="dxa" w:w="5102"/>
           </w:tcPr>
           <w:p>
+            <w:pPr>
+              <w:keepNext/>
+            </w:pPr>
             <w:r>
               <w:t>Детальная проверка по желанию, карта рисков, дата просрочки, контроль ответа заказчика</w:t>
             </w:r>
@@ -1390,11 +1536,17 @@
         </w:tc>
       </w:tr>
       <w:tr>
+        <w:trPr>
+          <w:cantSplit/>
+        </w:trPr>
         <w:tc>
           <w:tcPr>
             <w:tcW w:type="dxa" w:w="3515"/>
           </w:tcPr>
           <w:p>
+            <w:pPr>
+              <w:keepNext/>
+            </w:pPr>
             <w:r>
               <w:t>03-algoritm-dejstviy.docx</w:t>
             </w:r>
@@ -1405,6 +1557,9 @@
             <w:tcW w:type="dxa" w:w="5102"/>
           </w:tcPr>
           <w:p>
+            <w:pPr>
+              <w:keepNext/>
+            </w:pPr>
             <w:r>
               <w:t>Алгоритм: проверка G и шаги 6–12, развилки, подтверждение и следующий шаг</w:t>
             </w:r>
@@ -1412,11 +1567,17 @@
         </w:tc>
       </w:tr>
       <w:tr>
+        <w:trPr>
+          <w:cantSplit/>
+        </w:trPr>
         <w:tc>
           <w:tcPr>
             <w:tcW w:type="dxa" w:w="3515"/>
           </w:tcPr>
           <w:p>
+            <w:pPr>
+              <w:keepNext/>
+            </w:pPr>
             <w:r>
               <w:t>04-uchet-raschetov-i-otpravok.xlsx</w:t>
             </w:r>
@@ -1427,6 +1588,9 @@
             <w:tcW w:type="dxa" w:w="5102"/>
           </w:tcPr>
           <w:p>
+            <w:pPr>
+              <w:keepNext/>
+            </w:pPr>
             <w:r>
               <w:t>Взаиморасчёты: общий долг, спорная и бесспорная части раздельно; долг по актам, акт сверки, реестр передачи ваших отправлений, реестр приложений</w:t>
             </w:r>
@@ -1434,11 +1598,17 @@
         </w:tc>
       </w:tr>
       <w:tr>
+        <w:trPr>
+          <w:cantSplit/>
+        </w:trPr>
         <w:tc>
           <w:tcPr>
             <w:tcW w:type="dxa" w:w="3515"/>
           </w:tcPr>
           <w:p>
+            <w:pPr>
+              <w:keepNext/>
+            </w:pPr>
             <w:r>
               <w:t>05-peregovory-i-perenos-sroka.docx</w:t>
             </w:r>
@@ -1449,6 +1619,9 @@
             <w:tcW w:type="dxa" w:w="5102"/>
           </w:tcPr>
           <w:p>
+            <w:pPr>
+              <w:keepNext/>
+            </w:pPr>
             <w:r>
               <w:t>Протокол переговоров, соглашение о переносе срока оплаты, учёт гарантийного письма</w:t>
             </w:r>
@@ -1456,11 +1629,17 @@
         </w:tc>
       </w:tr>
       <w:tr>
+        <w:trPr>
+          <w:cantSplit/>
+        </w:trPr>
         <w:tc>
           <w:tcPr>
             <w:tcW w:type="dxa" w:w="3515"/>
           </w:tcPr>
           <w:p>
+            <w:pPr>
+              <w:keepNext/>
+            </w:pPr>
             <w:r>
               <w:t>06-uvedomlenie-o-prosrochke.docx</w:t>
             </w:r>
@@ -1471,6 +1650,9 @@
             <w:tcW w:type="dxa" w:w="5102"/>
           </w:tcPr>
           <w:p>
+            <w:pPr>
+              <w:keepNext/>
+            </w:pPr>
             <w:r>
               <w:t>Уведомление о просрочке оплаты</w:t>
             </w:r>
@@ -1478,11 +1660,17 @@
         </w:tc>
       </w:tr>
       <w:tr>
+        <w:trPr>
+          <w:cantSplit/>
+        </w:trPr>
         <w:tc>
           <w:tcPr>
             <w:tcW w:type="dxa" w:w="3515"/>
           </w:tcPr>
           <w:p>
+            <w:pPr>
+              <w:keepNext/>
+            </w:pPr>
             <w:r>
               <w:t>07-otpravka-i-dokazatelstvo.docx</w:t>
             </w:r>
@@ -1493,6 +1681,9 @@
             <w:tcW w:type="dxa" w:w="5102"/>
           </w:tcPr>
           <w:p>
+            <w:pPr>
+              <w:keepNext/>
+            </w:pPr>
             <w:r>
               <w:t>Как направить уведомление, претензию и иск и сохранить доказательство направления</w:t>
             </w:r>
@@ -1500,11 +1691,17 @@
         </w:tc>
       </w:tr>
       <w:tr>
+        <w:trPr>
+          <w:cantSplit/>
+        </w:trPr>
         <w:tc>
           <w:tcPr>
             <w:tcW w:type="dxa" w:w="3515"/>
           </w:tcPr>
           <w:p>
+            <w:pPr>
+              <w:keepNext/>
+            </w:pPr>
             <w:r>
               <w:t>08-raschet-procentov-395.xlsx</w:t>
             </w:r>
@@ -1515,6 +1712,9 @@
             <w:tcW w:type="dxa" w:w="5102"/>
           </w:tcPr>
           <w:p>
+            <w:pPr>
+              <w:keepNext/>
+            </w:pPr>
             <w:r>
               <w:t>Расчёт процентов по ст. 395 ГК РФ: несколько актов в одном расчёте (до 12), у каждого своя дата начала просрочки и свои оплаты; проценты только на бесспорную часть; итог — только при статусе «ГОТОВ»</w:t>
             </w:r>
@@ -1522,11 +1722,17 @@
         </w:tc>
       </w:tr>
       <w:tr>
+        <w:trPr>
+          <w:cantSplit/>
+        </w:trPr>
         <w:tc>
           <w:tcPr>
             <w:tcW w:type="dxa" w:w="3515"/>
           </w:tcPr>
           <w:p>
+            <w:pPr>
+              <w:keepNext/>
+            </w:pPr>
             <w:r>
               <w:t>09-pretenziya.docx</w:t>
             </w:r>
@@ -1537,6 +1743,9 @@
             <w:tcW w:type="dxa" w:w="5102"/>
           </w:tcPr>
           <w:p>
+            <w:pPr>
+              <w:keepNext/>
+            </w:pPr>
             <w:r>
               <w:t>Претензия об оплате принятых работ: бесспорный долг, проценты, приложения</w:t>
             </w:r>
@@ -1544,6 +1753,9 @@
         </w:tc>
       </w:tr>
       <w:tr>
+        <w:trPr>
+          <w:cantSplit/>
+        </w:trPr>
         <w:tc>
           <w:tcPr>
             <w:tcW w:type="dxa" w:w="3515"/>
